--- a/p4/submission/jabes_package/01_manuscript_blinded.docx
+++ b/p4/submission/jabes_package/01_manuscript_blinded.docx
@@ -47,7 +47,7 @@
         <w:t xml:space="preserve"> </w:t>
       </w:r>
       <w:r>
-        <w:t xml:space="preserve">This study examines how technological capability and foundational digital adoption relate to the internationalization–performance (I-P) relationship among firms in Singapore, treating Singapore as a boundary-case test at the advanced-economy ceiling of the institutional spectrum.</w:t>
+        <w:t xml:space="preserve">Examines how technological capability and foundational digital adoption relate to the I-P relationship in Singapore, treated as a boundary-case test at the advanced-economy ceiling.</w:t>
       </w:r>
     </w:p>
     <w:p>
@@ -65,7 +65,7 @@
         <w:t xml:space="preserve"> </w:t>
       </w:r>
       <w:r>
-        <w:t xml:space="preserve">Drawing on World Bank Enterprise Survey microdata for Singapore 2023, the analysis distinguishes a Technological Capability Index (TCI) from a Digital Adoption Index (DAI) at the Tier 1–2 level. Wave-specific OLS with HC1 robust standard errors, quadratic FSTS terms, and capability</w:t>
+        <w:t xml:space="preserve">WBES Singapore 2023 (N = 623; DAI subsample N = 617). OLS with HC1 robust SEs, quadratic FSTS, and capability</w:t>
       </w:r>
       <w:r>
         <w:t xml:space="preserve"> </w:t>
@@ -82,7 +82,7 @@
         <w:t xml:space="preserve"> </w:t>
       </w:r>
       <w:r>
-        <w:t xml:space="preserve">FSTS interactions test the I-P functional form and the two capability moderation channels.</w:t>
+        <w:t xml:space="preserve">FSTS interactions. Separates a Technological Capability Index from a Tier 1–2 Digital Adoption Index.</w:t>
       </w:r>
     </w:p>
     <w:p>
@@ -100,7 +100,7 @@
         <w:t xml:space="preserve"> </w:t>
       </w:r>
       <w:r>
-        <w:t xml:space="preserve">Within the observed export-intensity range, the I-P relationship is better characterised as predominantly positive with mild quadratic curvature than as a formally identified inverted-U; the fitted turning point sits at</w:t>
+        <w:t xml:space="preserve">Within the observed FSTS range the I-P relationship is predominantly positive with mild curvature; the fitted turning point sits at</w:t>
       </w:r>
       <w:r>
         <w:t xml:space="preserve"> </w:t>
@@ -150,18 +150,12 @@
         <w:t xml:space="preserve"> </w:t>
       </w:r>
       <w:r>
-        <w:t xml:space="preserve">in a sparsely populated upper tail. Technological capability is positively associated with labour productivity, with no statistically distinguishable TCI moderation. Foundational digital adoption shows no uniform productivity premium, but a robust positive DAI</w:t>
+        <w:t xml:space="preserve">in a sparse upper tail. TCI is positive without significant moderation. DAI has no uniform productivity premium but a robust positive</w:t>
       </w:r>
       <w:r>
         <w:t xml:space="preserve"> </w:t>
       </w:r>
       <m:oMath>
-        <m:r>
-          <m:rPr>
-            <m:sty m:val="p"/>
-          </m:rPr>
-          <m:t>×</m:t>
-        </m:r>
         <m:sSup>
           <m:e>
             <m:r>
@@ -195,6 +189,30 @@
             </m:r>
           </m:sup>
         </m:sSup>
+        <m:r>
+          <m:rPr>
+            <m:sty m:val="p"/>
+          </m:rPr>
+          <m:t>×</m:t>
+        </m:r>
+        <m:r>
+          <m:rPr>
+            <m:sty m:val="p"/>
+          </m:rPr>
+          <m:t>D</m:t>
+        </m:r>
+        <m:r>
+          <m:rPr>
+            <m:sty m:val="p"/>
+          </m:rPr>
+          <m:t>A</m:t>
+        </m:r>
+        <m:r>
+          <m:rPr>
+            <m:sty m:val="p"/>
+          </m:rPr>
+          <m:t>I</m:t>
+        </m:r>
       </m:oMath>
       <w:r>
         <w:t xml:space="preserve"> </w:t>
@@ -211,7 +229,7 @@
         <w:t xml:space="preserve"> </w:t>
       </w:r>
       <w:r>
-        <w:t xml:space="preserve">= +3.119, p = .005) indicates that its productivity association strengthens at higher export intensity.</w:t>
+        <w:t xml:space="preserve">= +3.119, p = .005).</w:t>
       </w:r>
     </w:p>
     <w:p>
@@ -229,7 +247,7 @@
         <w:t xml:space="preserve"> </w:t>
       </w:r>
       <w:r>
-        <w:t xml:space="preserve">Single-wave Singapore cross-section limits causal claims to associations; the high-export tail is sparsely populated (</w:t>
+        <w:t xml:space="preserve">Single-wave cross-section; the high-export tail is sparse (</w:t>
       </w:r>
       <m:oMath>
         <m:r>
@@ -240,7 +258,7 @@
         </m:r>
       </m:oMath>
       <w:r>
-        <w:t xml:space="preserve">3% of firms above 50% FSTS), constraining inference on the right-side decline. Findings should be read as boundary-case evidence for digitally advanced economies rather than a general claim.</w:t>
+        <w:t xml:space="preserve">3% above 50% FSTS).</w:t>
       </w:r>
     </w:p>
     <w:p>
@@ -258,7 +276,7 @@
         <w:t xml:space="preserve"> </w:t>
       </w:r>
       <w:r>
-        <w:t xml:space="preserve">In digitally saturated economies like Singapore, Tier 1–2 digital tools (websites, electronic payment) function as hygiene factors domestically but become scaling levers under cross-border coordination demands. Singaporean export-promotion programmes (Enterprise Singapore, IMDA) should treat foundational digital adoption as an export-readiness condition rather than a productivity premium per se, and prioritise Tier 3–4 capabilities (ERP integration, AI-enabled operations) for productivity uplift across the firm population.</w:t>
+        <w:t xml:space="preserve">In digitally saturated economies, Tier 1–2 tools are hygiene factors domestically but scaling levers under cross-border demands. Enterprise Singapore / IMDA should treat DAI as export-readiness, prioritising Tier 3–4 for uplift.</w:t>
       </w:r>
     </w:p>
     <w:p>
@@ -276,7 +294,7 @@
         <w:t xml:space="preserve"> </w:t>
       </w:r>
       <w:r>
-        <w:t xml:space="preserve">The conditional-resource reading of foundational digital adoption recalibrates expectations under Singapore's Smart Nation Agenda: digital diffusion alone is insufficient for productivity convergence; complementary export-orientation policies are needed for digital investments to translate into broad-based firm-level productivity gains.</w:t>
+        <w:t xml:space="preserve">Under Singapore's Smart Nation Agenda, digital diffusion alone is insufficient for productivity convergence.</w:t>
       </w:r>
     </w:p>
     <w:p>
@@ -294,7 +312,7 @@
         <w:t xml:space="preserve"> </w:t>
       </w:r>
       <w:r>
-        <w:t xml:space="preserve">This is the first firm-level WBES-based test that separates TCI (capability depth) from DAI (digital interfaces) within the same Singapore sample and identifies a</w:t>
+        <w:t xml:space="preserve">First firm-level test separating TCI from DAI in Singapore, identifying a</w:t>
       </w:r>
       <w:r>
         <w:t xml:space="preserve"> </w:t>
@@ -307,7 +325,7 @@
         <w:t xml:space="preserve">digital saturation paradox</w:t>
       </w:r>
       <w:r>
-        <w:t xml:space="preserve">: in digitally mature economies, the conditional digital complementarity mechanism is most legible precisely because domestic saturation removes the uniform-premium effect and leaves only the export-contingent signal. The findings qualify rather than overturn the conventional nonlinear I-P literature and complement cross-Asian threshold-stability evidence (companion studies on Vietnam, China, and Pacific SIDS).</w:t>
+        <w:t xml:space="preserve">: conditional digital complementarity is most legible where saturation removes the uniform-premium effect.</w:t>
       </w:r>
     </w:p>
     <w:p>

--- a/p4/submission/jabes_package/01_manuscript_blinded.docx
+++ b/p4/submission/jabes_package/01_manuscript_blinded.docx
@@ -43,72 +43,6 @@
       </w:pPr>
       <w:r>
         <w:rPr>
-          <w:bCs/>
-          <w:b/>
-        </w:rPr>
-        <w:t xml:space="preserve">Do Thuy Huong</w:t>
-      </w:r>
-      <w:r>
-        <w:t xml:space="preserve"> </w:t>
-      </w:r>
-      <w:r>
-        <w:t xml:space="preserve">· School of Economics, Can Tho University · thuyhuongctu@gmail.com · ORCID:</w:t>
-      </w:r>
-      <w:r>
-        <w:t xml:space="preserve"> </w:t>
-      </w:r>
-      <w:hyperlink r:id="rId20">
-        <w:r>
-          <w:rPr>
-            <w:rStyle w:val="Hyperlink"/>
-          </w:rPr>
-          <w:t xml:space="preserve">0000-0002-7711-2487</w:t>
-        </w:r>
-      </w:hyperlink>
-      <w:r>
-        <w:t xml:space="preserve"> </w:t>
-      </w:r>
-      <w:r>
-        <w:rPr>
-          <w:bCs/>
-          <w:b/>
-        </w:rPr>
-        <w:t xml:space="preserve">Phan Anh Tu</w:t>
-      </w:r>
-      <w:r>
-        <w:t xml:space="preserve"> </w:t>
-      </w:r>
-      <w:r>
-        <w:rPr>
-          <w:iCs/>
-          <w:i/>
-        </w:rPr>
-        <w:t xml:space="preserve">(Corresponding author)</w:t>
-      </w:r>
-      <w:r>
-        <w:t xml:space="preserve"> </w:t>
-      </w:r>
-      <w:r>
-        <w:t xml:space="preserve">· School of Economics, Can Tho University · patu@ctu.edu.vn · ORCID:</w:t>
-      </w:r>
-      <w:r>
-        <w:t xml:space="preserve"> </w:t>
-      </w:r>
-      <w:hyperlink r:id="rId21">
-        <w:r>
-          <w:rPr>
-            <w:rStyle w:val="Hyperlink"/>
-          </w:rPr>
-          <w:t xml:space="preserve">0000-0003-0667-3137</w:t>
-        </w:r>
-      </w:hyperlink>
-    </w:p>
-    <w:p>
-      <w:pPr>
-        <w:pStyle w:val="BodyText"/>
-      </w:pPr>
-      <w:r>
-        <w:rPr>
           <w:iCs/>
           <w:i/>
         </w:rPr>
@@ -199,7 +133,7 @@
         </w:pict>
       </w:r>
     </w:p>
-    <w:bookmarkStart w:id="28" w:name="abstract"/>
+    <w:bookmarkStart w:id="20" w:name="abstract"/>
     <w:p>
       <w:pPr>
         <w:pStyle w:val="Heading2"/>
@@ -297,128 +231,159 @@
         <w:t xml:space="preserve"> </w:t>
       </w:r>
       <w:r>
-        <w:t xml:space="preserve">### 1.2 Research gap</w:t>
-      </w:r>
-      <w:r>
-        <w:t xml:space="preserve"> </w:t>
-      </w:r>
-      <w:r>
-        <w:t xml:space="preserve">Three gaps motivate this study. The first concerns construct bundling. Prior research has often folded digitalization-related firm attributes into broad umbrella constructs, which makes it difficult to distinguish firm-internal technological capability from more basic forms of digital adoption. This matters because the two domains imply different mechanisms of advantage: technological capability concerns learning, innovation, and absorptive depth within the firm, whereas foundational digital adoption concerns the use of digital interfaces and transaction-enabling systems that may matter differently across stages of internationalization.</w:t>
-      </w:r>
-      <w:r>
-        <w:t xml:space="preserve"> </w:t>
-      </w:r>
-      <w:r>
-        <w:t xml:space="preserve">A second gap is empirical. While work on digital internationalization has generated important conceptual advances, firm-level evidence remains thin on how basic digital adoption relates to export intensity within a single digitally advanced institutional environment. The literature still says little about whether foundational digital tools matter uniformly across firms or become more relevant only when cross-border coordination demands intensify. Focusing on Tier 1–2 adoption, the most widely diffused and comparable digital layer, is therefore a deliberate design choice. If even these foundational tools exhibit export-contingent productivity associations, higher-tier technologies (automation, integrated ERP, AI-enabled systems) should produce even stronger differentiation, which makes this the most conservative and replicable test of the conditional digital adoption hypothesis.</w:t>
-      </w:r>
-      <w:r>
-        <w:t xml:space="preserve"> </w:t>
-      </w:r>
-      <w:r>
-        <w:t xml:space="preserve">The remaining gap is interpretive. The nonlinear internationalization–performance literature has documented inverted-U patterns extensively, yet how such patterns should be read in a digitally advanced setting remains under-specified. In a case such as Singapore, the unresolved issue is not whether one setting can establish a general boundary condition for all digitally mature economies, but how firm-level evidence from that setting should be interpreted relative to the conventional nonlinear literature. This study addresses that issue by examining whether the right-side decline of the curve is clearly identifiable within the export-intensity range actually occupied by firms in Singapore, and by separating technological capability from foundational digital adoption within the same empirical framework.</w:t>
-      </w:r>
-      <w:r>
-        <w:t xml:space="preserve"> </w:t>
-      </w:r>
-      <w:r>
-        <w:t xml:space="preserve">### 1.3 Contribution</w:t>
-      </w:r>
-      <w:r>
-        <w:t xml:space="preserve"> </w:t>
-      </w:r>
-      <w:r>
-        <w:t xml:space="preserve">This study makes one primary empirical signature and two supporting contributions. Its primary empirical signature is to document that foundational digital adoption (DAI) functions as a conditional scaling resource rather than a uniform productivity premium in a digitally advanced economy: the productivity association of Tier 1–2 digital adoption is weak across most of the export-intensity distribution and becomes more positive only in the high-export tail, where cross-border coordination demands are densest. This within-context evidence from Singapore supports a contingent digital complementarity mechanism, with DAI acting as a scaling lever whose value is realised under export-intensity conditions rather than as a broad firm-level capability advantage. The evidence for this mechanism (H3: positive quadratic</w:t>
-      </w:r>
-      <w:r>
-        <w:t xml:space="preserve"> </w:t>
-      </w:r>
-      <m:oMath>
-        <m:r>
-          <m:rPr>
-            <m:nor/>
-            <m:sty m:val="p"/>
-          </m:rPr>
-          <m:t>DAI</m:t>
-        </m:r>
-        <m:r>
-          <m:rPr>
-            <m:sty m:val="p"/>
-          </m:rPr>
-          <m:t>×</m:t>
-        </m:r>
-        <m:sSup>
-          <m:e>
-            <m:r>
-              <m:rPr>
-                <m:nor/>
-                <m:sty m:val="p"/>
-              </m:rPr>
-              <m:t>FSTS</m:t>
-            </m:r>
-          </m:e>
-          <m:sup>
-            <m:r>
-              <m:t>2</m:t>
-            </m:r>
-          </m:sup>
-        </m:sSup>
-      </m:oMath>
-      <w:r>
-        <w:t xml:space="preserve"> </w:t>
-      </w:r>
-      <w:r>
-        <w:t xml:space="preserve">interaction,</w:t>
-      </w:r>
-      <w:r>
-        <w:t xml:space="preserve"> </w:t>
-      </w:r>
-      <m:oMath>
-        <m:r>
-          <m:t>β</m:t>
-        </m:r>
-      </m:oMath>
-      <w:r>
-        <w:t xml:space="preserve">=+3.119, p=.005) is the most distinctive empirical finding, and the one least anticipated by prior literature.</w:t>
-      </w:r>
-      <w:r>
-        <w:t xml:space="preserve"> </w:t>
-      </w:r>
-      <w:r>
-        <w:t xml:space="preserve">The first supporting contribution qualifies the conventional nonlinear I–P literature. Within the observed export-intensity range, the fitted quadratic is more defensibly read as predominantly positive with mild curvature than as a formally established inverted-U: the implied turning point lies near FSTS=82%, in a sparsely populated upper tail, and the Lind–Mehlum test does not formally confirm a right-side decline at conventional thresholds. In a digitally mature economy where Tier 1–2 coordination tools are widely diffused, this is an informative positive null, consistent with the saturation hypothesis, rather than an anomaly. The study therefore qualifies rather than overturns the nonlinear I–P literature.</w:t>
-      </w:r>
-      <w:r>
-        <w:t xml:space="preserve"> </w:t>
-      </w:r>
-      <w:r>
-        <w:t xml:space="preserve">The second supporting contribution is construct clarification. The analysis distinguishes technological capability (TCI) from foundational digital adoption (DAI), separating firm-internal capability depth from digitally enabled interfaces and transaction mechanisms. This distinction matters because the two constructs are associated with firm performance through different empirical patterns: TCI shows a more stable direct productivity association, whereas DAI shows a contingent export-intensity-dependent pattern. The Section 4.5 R1 indicator-sensitivity diagnostic further clarifies that the Tier-1+2 composition of DAI, which combines website presence with two-way electronic-payment intensity, is what generates the discriminatory power across the export-intensity range. A Tier-1-only restriction substantially weakens the quadratic interaction, indicating that the empirical legibility of the conditional-scaling mechanism depends on the institutional availability of Tier-2 transaction-enabling infrastructure (see Section 5.1 for the construct-boundary discussion).</w:t>
-      </w:r>
-      <w:r>
-        <w:t xml:space="preserve"> </w:t>
-      </w:r>
-      <w:r>
-        <w:t xml:space="preserve">### 1.4 Roadmap</w:t>
-      </w:r>
-      <w:r>
-        <w:t xml:space="preserve"> </w:t>
-      </w:r>
-      <w:r>
-        <w:t xml:space="preserve">Section 2 develops the theoretical framework and four hypotheses. Section 3 describes data and methods. Section 4 reports results. Section 5 discusses theoretical and managerial implications. Section 6 concludes. Section 7 acknowledges limitations and future research directions.</w:t>
-      </w:r>
-      <w:r>
-        <w:t xml:space="preserve"> </w:t>
-      </w:r>
-      <w:r>
-        <w:t xml:space="preserve">## 2 Theory and Hypotheses</w:t>
-      </w:r>
-      <w:r>
-        <w:t xml:space="preserve"> </w:t>
-      </w:r>
-      <w:r>
-        <w:t xml:space="preserve">### 2.1 The internationalization–performance relationship</w:t>
-      </w:r>
-      <w:r>
-        <w:t xml:space="preserve"> </w:t>
-      </w:r>
+        <w:t xml:space="preserve">### 1.2 Gap, contribution, and roadmap</w:t>
+      </w:r>
+    </w:p>
+    <w:p>
+      <w:pPr>
+        <w:pStyle w:val="BodyText"/>
+      </w:pPr>
+      <w:r>
+        <w:t xml:space="preserve">Three gaps motivate this study. First,</w:t>
+      </w:r>
+      <w:r>
+        <w:t xml:space="preserve"> </w:t>
+      </w:r>
+      <w:r>
+        <w:rPr>
+          <w:bCs/>
+          <w:b/>
+        </w:rPr>
+        <w:t xml:space="preserve">construct bundling</w:t>
+      </w:r>
+      <w:r>
+        <w:t xml:space="preserve">: prior research has often folded digitalization-related firm attributes into broad umbrella constructs that blur firm-internal technological capability from more basic forms of digital adoption — the two domains imply different mechanisms of advantage. Second,</w:t>
+      </w:r>
+      <w:r>
+        <w:t xml:space="preserve"> </w:t>
+      </w:r>
+      <w:r>
+        <w:rPr>
+          <w:bCs/>
+          <w:b/>
+        </w:rPr>
+        <w:t xml:space="preserve">empirical evidence</w:t>
+      </w:r>
+      <w:r>
+        <w:t xml:space="preserve">: firm-level evidence on how basic digital adoption relates to export intensity within a single digitally advanced institutional environment remains thin; whether foundational tools matter uniformly across firms or only when cross-border coordination demands intensify is unsettled. Focusing on Tier 1–2 adoption (the most widely diffused and comparable digital layer) is a deliberate design choice: if even these foundational tools exhibit export-contingent productivity associations, higher-tier technologies (automation, integrated ERP, AI-enabled systems) should produce stronger differentiation, making this the most conservative and replicable test of the conditional digital-adoption hypothesis. Third,</w:t>
+      </w:r>
+      <w:r>
+        <w:t xml:space="preserve"> </w:t>
+      </w:r>
+      <w:r>
+        <w:rPr>
+          <w:bCs/>
+          <w:b/>
+        </w:rPr>
+        <w:t xml:space="preserve">interpretation in mature digital settings</w:t>
+      </w:r>
+      <w:r>
+        <w:t xml:space="preserve">: how inverted-U patterns should be read in a digitally advanced economy where the right-side decline may not be cleanly identifiable within the actual export-intensity range remains under-specified.</w:t>
+      </w:r>
+    </w:p>
+    <w:p>
+      <w:pPr>
+        <w:pStyle w:val="BodyText"/>
+      </w:pPr>
+      <w:r>
+        <w:t xml:space="preserve">The contribution is one primary empirical signature plus two supporting clarifications. The</w:t>
+      </w:r>
+      <w:r>
+        <w:t xml:space="preserve"> </w:t>
+      </w:r>
+      <w:r>
+        <w:rPr>
+          <w:bCs/>
+          <w:b/>
+        </w:rPr>
+        <w:t xml:space="preserve">primary signature</w:t>
+      </w:r>
+      <w:r>
+        <w:t xml:space="preserve"> </w:t>
+      </w:r>
+      <w:r>
+        <w:t xml:space="preserve">documents that foundational DAI functions as a</w:t>
+      </w:r>
+      <w:r>
+        <w:t xml:space="preserve"> </w:t>
+      </w:r>
+      <w:r>
+        <w:rPr>
+          <w:iCs/>
+          <w:i/>
+        </w:rPr>
+        <w:t xml:space="preserve">conditional scaling resource</w:t>
+      </w:r>
+      <w:r>
+        <w:t xml:space="preserve"> </w:t>
+      </w:r>
+      <w:r>
+        <w:t xml:space="preserve">rather than a uniform productivity premium in a digitally advanced economy: Tier 1–2 productivity association is weak across most of the export-intensity distribution and becomes positive only in the high-export tail where cross-border coordination demands are densest. The evidence (H3: positive quadratic DAI × FSTS² interaction, β = +3.119, p = .005) is the most distinctive finding and the one least anticipated by prior literature. The</w:t>
+      </w:r>
+      <w:r>
+        <w:t xml:space="preserve"> </w:t>
+      </w:r>
+      <w:r>
+        <w:rPr>
+          <w:bCs/>
+          <w:b/>
+        </w:rPr>
+        <w:t xml:space="preserve">first supporting contribution</w:t>
+      </w:r>
+      <w:r>
+        <w:t xml:space="preserve"> </w:t>
+      </w:r>
+      <w:r>
+        <w:t xml:space="preserve">qualifies the nonlinear I–P literature: within the observed export-intensity range, the fitted quadratic is more defensibly read as predominantly positive with mild curvature than as a formally established inverted-U; the implied TP ≈ 82 % lies in a sparsely populated upper tail and the Lind–Mehlum test does not formally confirm a right-side decline at conventional thresholds. In a digitally mature economy where Tier 1–2 tools are widely diffused, this is an informative positive null consistent with the saturation hypothesis. The</w:t>
+      </w:r>
+      <w:r>
+        <w:t xml:space="preserve"> </w:t>
+      </w:r>
+      <w:r>
+        <w:rPr>
+          <w:bCs/>
+          <w:b/>
+        </w:rPr>
+        <w:t xml:space="preserve">second supporting contribution</w:t>
+      </w:r>
+      <w:r>
+        <w:t xml:space="preserve"> </w:t>
+      </w:r>
+      <w:r>
+        <w:t xml:space="preserve">clarifies construct boundaries: TCI shows a more stable direct productivity association, DAI shows a contingent export-intensity-dependent pattern. The §4.5 R1 indicator-sensitivity diagnostic further clarifies that the Tier-1+2 composition of DAI (website presence + two-way electronic-payment intensity) is what generates discriminatory power; a Tier-1-only restriction substantially weakens the quadratic interaction, so the empirical legibility of the conditional-scaling mechanism depends on institutional availability of Tier-2 transaction-enabling infrastructure (see §5.1 for the construct-boundary discussion).</w:t>
+      </w:r>
+    </w:p>
+    <w:p>
+      <w:pPr>
+        <w:pStyle w:val="BodyText"/>
+      </w:pPr>
+      <w:r>
+        <w:t xml:space="preserve">Section 2 develops the theoretical framework and hypotheses; §3 describes data and methods; §4 reports results; §5 discusses theoretical and managerial implications; §6 concludes; §7 covers limitations and future research.</w:t>
+      </w:r>
+    </w:p>
+    <w:bookmarkEnd w:id="20"/>
+    <w:bookmarkStart w:id="28" w:name="theory-and-hypotheses"/>
+    <w:p>
+      <w:pPr>
+        <w:pStyle w:val="Heading2"/>
+      </w:pPr>
+      <w:r>
+        <w:t xml:space="preserve">2 Theory and Hypotheses</w:t>
+      </w:r>
+    </w:p>
+    <w:bookmarkStart w:id="21" w:name="X001c1553335b0468ad48060ef103d7d22aed657"/>
+    <w:p>
+      <w:pPr>
+        <w:pStyle w:val="Heading3"/>
+      </w:pPr>
+      <w:r>
+        <w:t xml:space="preserve">2.1 The internationalization–performance relationship</w:t>
+      </w:r>
+    </w:p>
+    <w:p>
+      <w:pPr>
+        <w:pStyle w:val="FirstParagraph"/>
+      </w:pPr>
       <w:r>
         <w:t xml:space="preserve">The I–P literature has produced extensive evidence of nonlinear relationships between the degree of internationalization and firm performance. Hitt et al. (1997) introduced the inverted-U logic: initial internationalization yields scale and learning benefits, but at high export intensities firms encounter cognitive and coordination ceilings that erode the returns to further expansion. Contractor et al. (2003) extended this logic to a three-stage S-curve, and Lu and Beamish (2004) refined the inverted-U with attention to firm size and age effects. The modal pattern across this literature is an inverted-U with a turning point in the 30%–60% foreign-sales-to-total-sales (FSTS) range (Marano et al. 2016).</w:t>
       </w:r>
@@ -804,6 +769,7 @@
         <w:t xml:space="preserve">Hypothesis 3 (H3). In Singapore, when firms operate at higher export intensity, the association between digital adoption (DAI) and firm performance becomes more positive because foundational digital tools reduce cross-border coordination costs super-linearly rather than proportionally (coordination platform mechanism: Stallkamp &amp; Schotter, 2021; Verhoef et al., 2021), with the amplification effect becoming detectable only beyond the export-intensity threshold at which transaction volume justifies intensive use of digital interfaces and electronic-payment systems.</w:t>
       </w:r>
     </w:p>
+    <w:bookmarkEnd w:id="21"/>
     <w:bookmarkStart w:id="25" w:name="conceptual-model"/>
     <w:p>
       <w:pPr>
@@ -1886,13 +1852,13 @@
       </w:tr>
     </w:tbl>
     <w:bookmarkEnd w:id="25"/>
-    <w:bookmarkStart w:id="26" w:name="Xf0d337b7871f1e30984357ede4c26fad3ab0772"/>
+    <w:bookmarkStart w:id="26" w:name="estimation-strategy"/>
     <w:p>
       <w:pPr>
         <w:pStyle w:val="Heading3"/>
       </w:pPr>
       <w:r>
-        <w:t xml:space="preserve">3.3 Estimation strategy and identification scope</w:t>
+        <w:t xml:space="preserve">3.3 Estimation strategy</w:t>
       </w:r>
     </w:p>
     <w:p>
@@ -1900,7 +1866,7 @@
         <w:pStyle w:val="FirstParagraph"/>
       </w:pPr>
       <w:r>
-        <w:t xml:space="preserve">The empirical analysis uses ordinary least squares with broad sector fixed effects and HC1 heteroskedasticity-robust standard errors throughout. Models are estimated sequentially as a hierarchical stack (M0–M8) in Table 2, beginning with a controls-only specification and progressing to moderation models. In light of the strong concentration of firms at zero exports, the baseline quadratic specification is interpreted primarily as a descriptive full-sample benchmark rather than as a standalone structural test of the conventional inverted-U logic. This is important because the full-sample polynomial is necessarily influenced by the domestic-versus-exporter split, whereas the theoretical question developed in Sections 1–2 concerns how performance evolves across the continuous export-intensity range. The later specifications therefore focus on whether TCI and DAI exhibit distinct direct and contingent associations, and the interpretation of nonlinear structure is supplemented by extensive–intensive reasoning and support-aware diagnostics rather than inferred from the quadratic fit alone.</w:t>
+        <w:t xml:space="preserve">The empirical analysis uses OLS with broad sector fixed effects and HC1 heteroskedasticity-robust standard errors throughout (MacKinnon &amp; White, 1985). Models are estimated sequentially as a hierarchical stack (M0–M8) in Table 2, from controls-only to full moderation. Given the strong concentration of firms at zero exports, the baseline quadratic specification is interpreted as a descriptive full-sample benchmark rather than a standalone structural test of the conventional inverted-U; later specifications focus on whether TCI and DAI exhibit distinct direct and contingent associations, with interpretation supplemented by extensive-intensive reasoning and support-aware diagnostics.</w:t>
       </w:r>
     </w:p>
     <w:p>
@@ -1920,538 +1886,65 @@
           <w:bCs/>
           <w:b/>
         </w:rPr>
-        <w:t xml:space="preserve">M0 (Controls only, baseline):</w:t>
-      </w:r>
-      <w:r>
-        <w:t xml:space="preserve"> </w:t>
-      </w:r>
-      <w:r>
-        <w:t xml:space="preserve">ln(LP)ᵢ =</w:t>
-      </w:r>
-      <w:r>
-        <w:t xml:space="preserve"> </w:t>
-      </w:r>
-      <m:oMath>
-        <m:r>
-          <m:t>α</m:t>
-        </m:r>
-      </m:oMath>
-      <w:r>
-        <w:t xml:space="preserve"> </w:t>
-      </w:r>
-      <w:r>
-        <w:t xml:space="preserve">+</w:t>
-      </w:r>
-      <w:r>
-        <w:t xml:space="preserve"> </w:t>
-      </w:r>
-      <m:oMath>
-        <m:r>
-          <m:t>γ</m:t>
-        </m:r>
-      </m:oMath>
-      <w:r>
-        <w:t xml:space="preserve">₁ ln(Emp)ᵢ +</w:t>
-      </w:r>
-      <w:r>
-        <w:t xml:space="preserve"> </w:t>
-      </w:r>
-      <m:oMath>
-        <m:r>
-          <m:t>γ</m:t>
-        </m:r>
-      </m:oMath>
-      <w:r>
-        <w:t xml:space="preserve">₂ FirmAgeᵢ +</w:t>
-      </w:r>
-      <w:r>
-        <w:t xml:space="preserve"> </w:t>
-      </w:r>
-      <m:oMath>
-        <m:r>
-          <m:t>γ</m:t>
-        </m:r>
-      </m:oMath>
-      <w:r>
-        <w:t xml:space="preserve">₃ ForeignOwnᵢ + δ_s +</w:t>
-      </w:r>
-      <w:r>
-        <w:t xml:space="preserve"> </w:t>
-      </w:r>
-      <m:oMath>
-        <m:r>
-          <m:t>ϵ</m:t>
-        </m:r>
-      </m:oMath>
-      <w:r>
-        <w:t xml:space="preserve">ᵢ</w:t>
-      </w:r>
-    </w:p>
-    <w:p>
-      <w:pPr>
-        <w:pStyle w:val="BodyText"/>
-      </w:pPr>
+        <w:t xml:space="preserve">M0 (controls only):</w:t>
+      </w:r>
+      <w:r>
+        <w:t xml:space="preserve"> </w:t>
+      </w:r>
+      <w:r>
+        <w:t xml:space="preserve">ln(LP)ᵢ = α + γ·Xᵢ + δ_s + εᵢ</w:t>
+      </w:r>
+      <w:r>
+        <w:t xml:space="preserve"> </w:t>
+      </w:r>
       <w:r>
         <w:rPr>
           <w:bCs/>
           <w:b/>
         </w:rPr>
-        <w:t xml:space="preserve">M1 (Linear FSTS):</w:t>
-      </w:r>
-      <w:r>
-        <w:t xml:space="preserve"> </w:t>
-      </w:r>
-      <w:r>
-        <w:t xml:space="preserve">ln(LP)ᵢ =</w:t>
-      </w:r>
-      <w:r>
-        <w:t xml:space="preserve"> </w:t>
-      </w:r>
-      <m:oMath>
-        <m:r>
-          <m:t>α</m:t>
-        </m:r>
-      </m:oMath>
-      <w:r>
-        <w:t xml:space="preserve"> </w:t>
-      </w:r>
-      <w:r>
-        <w:t xml:space="preserve">+</w:t>
-      </w:r>
-      <w:r>
-        <w:t xml:space="preserve"> </w:t>
-      </w:r>
-      <m:oMath>
-        <m:sSub>
-          <m:e>
-            <m:r>
-              <m:t>β</m:t>
-            </m:r>
-          </m:e>
-          <m:sub>
-            <m:r>
-              <m:t>1</m:t>
-            </m:r>
-          </m:sub>
-        </m:sSub>
-      </m:oMath>
-      <w:r>
-        <w:t xml:space="preserve"> </w:t>
-      </w:r>
-      <m:oMath>
-        <m:sSub>
-          <m:e>
-            <m:r>
-              <m:rPr>
-                <m:nor/>
-                <m:sty m:val="p"/>
-              </m:rPr>
-              <m:t>FSTS</m:t>
-            </m:r>
-          </m:e>
-          <m:sub>
-            <m:r>
-              <m:t>c</m:t>
-            </m:r>
-          </m:sub>
-        </m:sSub>
-      </m:oMath>
-      <w:r>
-        <w:t xml:space="preserve">ᵢ +</w:t>
-      </w:r>
-      <w:r>
-        <w:t xml:space="preserve"> </w:t>
-      </w:r>
-      <m:oMath>
-        <m:r>
-          <m:t>γ</m:t>
-        </m:r>
-      </m:oMath>
-      <w:r>
-        <w:t xml:space="preserve">·Xᵢ + δ_s +</w:t>
-      </w:r>
-      <w:r>
-        <w:t xml:space="preserve"> </w:t>
-      </w:r>
-      <m:oMath>
-        <m:r>
-          <m:t>ϵ</m:t>
-        </m:r>
-      </m:oMath>
-      <w:r>
-        <w:t xml:space="preserve">ᵢ</w:t>
-      </w:r>
-    </w:p>
-    <w:p>
-      <w:pPr>
-        <w:pStyle w:val="BodyText"/>
-      </w:pPr>
+        <w:t xml:space="preserve">M1 (linear):</w:t>
+      </w:r>
+      <w:r>
+        <w:t xml:space="preserve"> </w:t>
+      </w:r>
+      <w:r>
+        <w:t xml:space="preserve">+ β₁ FSTSc</w:t>
+      </w:r>
+      <w:r>
+        <w:t xml:space="preserve"> </w:t>
+      </w:r>
       <w:r>
         <w:rPr>
           <w:bCs/>
           <w:b/>
         </w:rPr>
-        <w:t xml:space="preserve">M2 (Quadratic FSTS, H1 baseline curvature test):</w:t>
-      </w:r>
-      <w:r>
-        <w:t xml:space="preserve"> </w:t>
-      </w:r>
-      <w:r>
-        <w:t xml:space="preserve">ln(LP)ᵢ =</w:t>
-      </w:r>
-      <w:r>
-        <w:t xml:space="preserve"> </w:t>
-      </w:r>
-      <m:oMath>
-        <m:r>
-          <m:t>α</m:t>
-        </m:r>
-      </m:oMath>
-      <w:r>
-        <w:t xml:space="preserve"> </w:t>
-      </w:r>
-      <w:r>
-        <w:t xml:space="preserve">+</w:t>
-      </w:r>
-      <w:r>
-        <w:t xml:space="preserve"> </w:t>
-      </w:r>
-      <m:oMath>
-        <m:sSub>
-          <m:e>
-            <m:r>
-              <m:t>β</m:t>
-            </m:r>
-          </m:e>
-          <m:sub>
-            <m:r>
-              <m:t>1</m:t>
-            </m:r>
-          </m:sub>
-        </m:sSub>
-      </m:oMath>
-      <w:r>
-        <w:t xml:space="preserve"> </w:t>
-      </w:r>
-      <m:oMath>
-        <m:sSub>
-          <m:e>
-            <m:r>
-              <m:rPr>
-                <m:nor/>
-                <m:sty m:val="p"/>
-              </m:rPr>
-              <m:t>FSTS</m:t>
-            </m:r>
-          </m:e>
-          <m:sub>
-            <m:r>
-              <m:t>c</m:t>
-            </m:r>
-          </m:sub>
-        </m:sSub>
-      </m:oMath>
-      <w:r>
-        <w:t xml:space="preserve">ᵢ +</w:t>
-      </w:r>
-      <w:r>
-        <w:t xml:space="preserve"> </w:t>
-      </w:r>
-      <m:oMath>
-        <m:sSub>
-          <m:e>
-            <m:r>
-              <m:t>β</m:t>
-            </m:r>
-          </m:e>
-          <m:sub>
-            <m:r>
-              <m:t>2</m:t>
-            </m:r>
-          </m:sub>
-        </m:sSub>
-      </m:oMath>
-      <w:r>
-        <w:t xml:space="preserve"> </w:t>
-      </w:r>
-      <m:oMath>
-        <m:sSubSup>
-          <m:e>
-            <m:r>
-              <m:rPr>
-                <m:nor/>
-                <m:sty m:val="p"/>
-              </m:rPr>
-              <m:t>FSTS</m:t>
-            </m:r>
-          </m:e>
-          <m:sub>
-            <m:r>
-              <m:t>c</m:t>
-            </m:r>
-          </m:sub>
-          <m:sup>
-            <m:r>
-              <m:t>2</m:t>
-            </m:r>
-          </m:sup>
-        </m:sSubSup>
-      </m:oMath>
-      <w:r>
-        <w:t xml:space="preserve">ᵢ +</w:t>
-      </w:r>
-      <w:r>
-        <w:t xml:space="preserve"> </w:t>
-      </w:r>
-      <m:oMath>
-        <m:r>
-          <m:t>γ</m:t>
-        </m:r>
-      </m:oMath>
-      <w:r>
-        <w:t xml:space="preserve">·Xᵢ + δ_s +</w:t>
-      </w:r>
-      <w:r>
-        <w:t xml:space="preserve"> </w:t>
-      </w:r>
-      <m:oMath>
-        <m:r>
-          <m:t>ϵ</m:t>
-        </m:r>
-      </m:oMath>
-      <w:r>
-        <w:t xml:space="preserve">ᵢ</w:t>
-      </w:r>
-      <w:r>
-        <w:t xml:space="preserve"> </w:t>
-      </w:r>
-      <w:r>
-        <w:t xml:space="preserve">Turning point: TP* = −</w:t>
-      </w:r>
-      <m:oMath>
-        <m:sSub>
-          <m:e>
-            <m:r>
-              <m:t>β</m:t>
-            </m:r>
-          </m:e>
-          <m:sub>
-            <m:r>
-              <m:t>1</m:t>
-            </m:r>
-          </m:sub>
-        </m:sSub>
-      </m:oMath>
-      <w:r>
-        <w:t xml:space="preserve"> </w:t>
-      </w:r>
-      <w:r>
-        <w:t xml:space="preserve">/ (2</w:t>
-      </w:r>
-      <m:oMath>
-        <m:sSub>
-          <m:e>
-            <m:r>
-              <m:t>β</m:t>
-            </m:r>
-          </m:e>
-          <m:sub>
-            <m:r>
-              <m:t>2</m:t>
-            </m:r>
-          </m:sub>
-        </m:sSub>
-      </m:oMath>
-      <w:r>
-        <w:t xml:space="preserve">) + mean(FSTS) [H1: expected TP support-constrained; LM test p =.303]</w:t>
-      </w:r>
-    </w:p>
-    <w:p>
-      <w:pPr>
-        <w:pStyle w:val="BodyText"/>
-      </w:pPr>
+        <w:t xml:space="preserve">M2 (quadratic, H1):</w:t>
+      </w:r>
+      <w:r>
+        <w:t xml:space="preserve"> </w:t>
+      </w:r>
+      <w:r>
+        <w:t xml:space="preserve">+ β₁ FSTSc + β₂ FSTSc²; TP* = -β₁/(2β₂) + mean(FSTS); LM p = .303</w:t>
+      </w:r>
+      <w:r>
+        <w:t xml:space="preserve"> </w:t>
+      </w:r>
       <w:r>
         <w:rPr>
           <w:bCs/>
           <w:b/>
         </w:rPr>
-        <w:t xml:space="preserve">M3 (TCI direct, H1-TCI level effect):</w:t>
-      </w:r>
-      <w:r>
-        <w:t xml:space="preserve"> </w:t>
-      </w:r>
-      <w:r>
-        <w:t xml:space="preserve">ln(LP)ᵢ =</w:t>
-      </w:r>
-      <w:r>
-        <w:t xml:space="preserve"> </w:t>
-      </w:r>
-      <m:oMath>
-        <m:r>
-          <m:t>α</m:t>
-        </m:r>
-      </m:oMath>
-      <w:r>
-        <w:t xml:space="preserve"> </w:t>
-      </w:r>
-      <w:r>
-        <w:t xml:space="preserve">+</w:t>
-      </w:r>
-      <w:r>
-        <w:t xml:space="preserve"> </w:t>
-      </w:r>
-      <m:oMath>
-        <m:sSub>
-          <m:e>
-            <m:r>
-              <m:t>β</m:t>
-            </m:r>
-          </m:e>
-          <m:sub>
-            <m:r>
-              <m:t>1</m:t>
-            </m:r>
-          </m:sub>
-        </m:sSub>
-      </m:oMath>
-      <w:r>
-        <w:t xml:space="preserve"> </w:t>
-      </w:r>
-      <m:oMath>
-        <m:sSub>
-          <m:e>
-            <m:r>
-              <m:rPr>
-                <m:nor/>
-                <m:sty m:val="p"/>
-              </m:rPr>
-              <m:t>FSTS</m:t>
-            </m:r>
-          </m:e>
-          <m:sub>
-            <m:r>
-              <m:t>c</m:t>
-            </m:r>
-          </m:sub>
-        </m:sSub>
-      </m:oMath>
-      <w:r>
-        <w:t xml:space="preserve">ᵢ +</w:t>
-      </w:r>
-      <w:r>
-        <w:t xml:space="preserve"> </w:t>
-      </w:r>
-      <m:oMath>
-        <m:sSub>
-          <m:e>
-            <m:r>
-              <m:t>β</m:t>
-            </m:r>
-          </m:e>
-          <m:sub>
-            <m:r>
-              <m:t>2</m:t>
-            </m:r>
-          </m:sub>
-        </m:sSub>
-      </m:oMath>
-      <w:r>
-        <w:t xml:space="preserve"> </w:t>
-      </w:r>
-      <m:oMath>
-        <m:sSubSup>
-          <m:e>
-            <m:r>
-              <m:rPr>
-                <m:nor/>
-                <m:sty m:val="p"/>
-              </m:rPr>
-              <m:t>FSTS</m:t>
-            </m:r>
-          </m:e>
-          <m:sub>
-            <m:r>
-              <m:t>c</m:t>
-            </m:r>
-          </m:sub>
-          <m:sup>
-            <m:r>
-              <m:t>2</m:t>
-            </m:r>
-          </m:sup>
-        </m:sSubSup>
-      </m:oMath>
-      <w:r>
-        <w:t xml:space="preserve">ᵢ +</w:t>
-      </w:r>
-      <w:r>
-        <w:t xml:space="preserve"> </w:t>
-      </w:r>
-      <m:oMath>
-        <m:sSub>
-          <m:e>
-            <m:r>
-              <m:t>β</m:t>
-            </m:r>
-          </m:e>
-          <m:sub>
-            <m:r>
-              <m:t>3</m:t>
-            </m:r>
-          </m:sub>
-        </m:sSub>
-      </m:oMath>
-      <w:r>
-        <w:t xml:space="preserve"> </w:t>
-      </w:r>
-      <m:oMath>
-        <m:sSub>
-          <m:e>
-            <m:r>
-              <m:rPr>
-                <m:nor/>
-                <m:sty m:val="p"/>
-              </m:rPr>
-              <m:t>TCI</m:t>
-            </m:r>
-          </m:e>
-          <m:sub>
-            <m:r>
-              <m:t>z</m:t>
-            </m:r>
-          </m:sub>
-        </m:sSub>
-      </m:oMath>
-      <w:r>
-        <w:t xml:space="preserve">ᵢ +</w:t>
-      </w:r>
-      <w:r>
-        <w:t xml:space="preserve"> </w:t>
-      </w:r>
-      <m:oMath>
-        <m:r>
-          <m:t>γ</m:t>
-        </m:r>
-      </m:oMath>
-      <w:r>
-        <w:t xml:space="preserve">·Xᵢ + δ_s +</w:t>
-      </w:r>
-      <w:r>
-        <w:t xml:space="preserve"> </w:t>
-      </w:r>
-      <m:oMath>
-        <m:r>
-          <m:t>ϵ</m:t>
-        </m:r>
-      </m:oMath>
-      <w:r>
-        <w:t xml:space="preserve">ᵢ</w:t>
-      </w:r>
-    </w:p>
-    <w:p>
-      <w:pPr>
-        <w:pStyle w:val="BodyText"/>
-      </w:pPr>
+        <w:t xml:space="preserve">M3 (TCI direct):</w:t>
+      </w:r>
+      <w:r>
+        <w:t xml:space="preserve"> </w:t>
+      </w:r>
+      <w:r>
+        <w:t xml:space="preserve">+ β₃ TCI_z</w:t>
+      </w:r>
+      <w:r>
+        <w:t xml:space="preserve"> </w:t>
+      </w:r>
       <w:r>
         <w:rPr>
           <w:bCs/>
@@ -2463,739 +1956,43 @@
         <w:t xml:space="preserve"> </w:t>
       </w:r>
       <w:r>
-        <w:t xml:space="preserve">ln(LP)ᵢ =</w:t>
-      </w:r>
-      <w:r>
-        <w:t xml:space="preserve"> </w:t>
-      </w:r>
-      <m:oMath>
-        <m:r>
-          <m:t>α</m:t>
-        </m:r>
-      </m:oMath>
-      <w:r>
-        <w:t xml:space="preserve"> </w:t>
-      </w:r>
-      <w:r>
-        <w:t xml:space="preserve">+</w:t>
-      </w:r>
-      <w:r>
-        <w:t xml:space="preserve"> </w:t>
-      </w:r>
-      <m:oMath>
-        <m:sSub>
-          <m:e>
-            <m:r>
-              <m:t>β</m:t>
-            </m:r>
-          </m:e>
-          <m:sub>
-            <m:r>
-              <m:t>1</m:t>
-            </m:r>
-          </m:sub>
-        </m:sSub>
-      </m:oMath>
-      <w:r>
-        <w:t xml:space="preserve"> </w:t>
-      </w:r>
-      <m:oMath>
-        <m:sSub>
-          <m:e>
-            <m:r>
-              <m:rPr>
-                <m:nor/>
-                <m:sty m:val="p"/>
-              </m:rPr>
-              <m:t>FSTS</m:t>
-            </m:r>
-          </m:e>
-          <m:sub>
-            <m:r>
-              <m:t>c</m:t>
-            </m:r>
-          </m:sub>
-        </m:sSub>
-      </m:oMath>
-      <w:r>
-        <w:t xml:space="preserve">ᵢ +</w:t>
-      </w:r>
-      <w:r>
-        <w:t xml:space="preserve"> </w:t>
-      </w:r>
-      <m:oMath>
-        <m:sSub>
-          <m:e>
-            <m:r>
-              <m:t>β</m:t>
-            </m:r>
-          </m:e>
-          <m:sub>
-            <m:r>
-              <m:t>2</m:t>
-            </m:r>
-          </m:sub>
-        </m:sSub>
-      </m:oMath>
-      <w:r>
-        <w:t xml:space="preserve"> </w:t>
-      </w:r>
-      <m:oMath>
-        <m:sSubSup>
-          <m:e>
-            <m:r>
-              <m:rPr>
-                <m:nor/>
-                <m:sty m:val="p"/>
-              </m:rPr>
-              <m:t>FSTS</m:t>
-            </m:r>
-          </m:e>
-          <m:sub>
-            <m:r>
-              <m:t>c</m:t>
-            </m:r>
-          </m:sub>
-          <m:sup>
-            <m:r>
-              <m:t>2</m:t>
-            </m:r>
-          </m:sup>
-        </m:sSubSup>
-      </m:oMath>
-      <w:r>
-        <w:t xml:space="preserve">ᵢ +</w:t>
-      </w:r>
-      <w:r>
-        <w:t xml:space="preserve"> </w:t>
-      </w:r>
-      <m:oMath>
-        <m:sSub>
-          <m:e>
-            <m:r>
-              <m:t>β</m:t>
-            </m:r>
-          </m:e>
-          <m:sub>
-            <m:r>
-              <m:t>3</m:t>
-            </m:r>
-          </m:sub>
-        </m:sSub>
-      </m:oMath>
-      <w:r>
-        <w:t xml:space="preserve"> </w:t>
-      </w:r>
-      <m:oMath>
-        <m:sSub>
-          <m:e>
-            <m:r>
-              <m:rPr>
-                <m:nor/>
-                <m:sty m:val="p"/>
-              </m:rPr>
-              <m:t>TCI</m:t>
-            </m:r>
-          </m:e>
-          <m:sub>
-            <m:r>
-              <m:t>z</m:t>
-            </m:r>
-          </m:sub>
-        </m:sSub>
-      </m:oMath>
-      <w:r>
-        <w:t xml:space="preserve">ᵢ +</w:t>
-      </w:r>
-      <w:r>
-        <w:t xml:space="preserve"> </w:t>
-      </w:r>
-      <m:oMath>
-        <m:sSub>
-          <m:e>
-            <m:r>
-              <m:t>β</m:t>
-            </m:r>
-          </m:e>
-          <m:sub>
-            <m:r>
-              <m:t>4</m:t>
-            </m:r>
-          </m:sub>
-        </m:sSub>
-      </m:oMath>
-      <w:r>
-        <w:t xml:space="preserve">(</w:t>
-      </w:r>
-      <m:oMath>
-        <m:sSub>
-          <m:e>
-            <m:r>
-              <m:rPr>
-                <m:nor/>
-                <m:sty m:val="p"/>
-              </m:rPr>
-              <m:t>FSTS</m:t>
-            </m:r>
-          </m:e>
-          <m:sub>
-            <m:r>
-              <m:t>c</m:t>
-            </m:r>
-          </m:sub>
-        </m:sSub>
-      </m:oMath>
-      <w:r>
-        <w:t xml:space="preserve">ᵢ</w:t>
-      </w:r>
-      <w:r>
-        <w:t xml:space="preserve"> </w:t>
-      </w:r>
-      <m:oMath>
-        <m:r>
-          <m:rPr>
-            <m:sty m:val="p"/>
-          </m:rPr>
-          <m:t>×</m:t>
-        </m:r>
-      </m:oMath>
-      <w:r>
-        <w:t xml:space="preserve"> </w:t>
-      </w:r>
-      <m:oMath>
-        <m:sSub>
-          <m:e>
-            <m:r>
-              <m:rPr>
-                <m:nor/>
-                <m:sty m:val="p"/>
-              </m:rPr>
-              <m:t>TCI</m:t>
-            </m:r>
-          </m:e>
-          <m:sub>
-            <m:r>
-              <m:t>z</m:t>
-            </m:r>
-          </m:sub>
-        </m:sSub>
-      </m:oMath>
-      <w:r>
-        <w:t xml:space="preserve">ᵢ) +</w:t>
-      </w:r>
-      <w:r>
-        <w:t xml:space="preserve"> </w:t>
-      </w:r>
-      <m:oMath>
-        <m:sSub>
-          <m:e>
-            <m:r>
-              <m:t>β</m:t>
-            </m:r>
-          </m:e>
-          <m:sub>
-            <m:r>
-              <m:t>5</m:t>
-            </m:r>
-          </m:sub>
-        </m:sSub>
-      </m:oMath>
-      <w:r>
-        <w:t xml:space="preserve">(</w:t>
-      </w:r>
-      <m:oMath>
-        <m:sSubSup>
-          <m:e>
-            <m:r>
-              <m:rPr>
-                <m:nor/>
-                <m:sty m:val="p"/>
-              </m:rPr>
-              <m:t>FSTS</m:t>
-            </m:r>
-          </m:e>
-          <m:sub>
-            <m:r>
-              <m:t>c</m:t>
-            </m:r>
-          </m:sub>
-          <m:sup>
-            <m:r>
-              <m:t>2</m:t>
-            </m:r>
-          </m:sup>
-        </m:sSubSup>
-      </m:oMath>
-      <w:r>
-        <w:t xml:space="preserve">ᵢ</w:t>
-      </w:r>
-      <w:r>
-        <w:t xml:space="preserve"> </w:t>
-      </w:r>
-      <m:oMath>
-        <m:r>
-          <m:rPr>
-            <m:sty m:val="p"/>
-          </m:rPr>
-          <m:t>×</m:t>
-        </m:r>
-      </m:oMath>
-      <w:r>
-        <w:t xml:space="preserve"> </w:t>
-      </w:r>
-      <m:oMath>
-        <m:sSub>
-          <m:e>
-            <m:r>
-              <m:rPr>
-                <m:nor/>
-                <m:sty m:val="p"/>
-              </m:rPr>
-              <m:t>TCI</m:t>
-            </m:r>
-          </m:e>
-          <m:sub>
-            <m:r>
-              <m:t>z</m:t>
-            </m:r>
-          </m:sub>
-        </m:sSub>
-      </m:oMath>
-      <w:r>
-        <w:t xml:space="preserve">ᵢ) +</w:t>
-      </w:r>
-      <w:r>
-        <w:t xml:space="preserve"> </w:t>
-      </w:r>
-      <m:oMath>
-        <m:r>
-          <m:t>γ</m:t>
-        </m:r>
-      </m:oMath>
-      <w:r>
-        <w:t xml:space="preserve">·Xᵢ + δ_s +</w:t>
-      </w:r>
-      <w:r>
-        <w:t xml:space="preserve"> </w:t>
-      </w:r>
-      <m:oMath>
-        <m:r>
-          <m:t>ϵ</m:t>
-        </m:r>
-      </m:oMath>
-      <w:r>
-        <w:t xml:space="preserve">ᵢ</w:t>
-      </w:r>
-    </w:p>
-    <w:p>
-      <w:pPr>
-        <w:pStyle w:val="BodyText"/>
-      </w:pPr>
+        <w:t xml:space="preserve">+ β₃ TCI_z + β₄(FSTSc × TCI_z) + β₅(FSTSc² × TCI_z)</w:t>
+      </w:r>
+      <w:r>
+        <w:t xml:space="preserve"> </w:t>
+      </w:r>
       <w:r>
         <w:rPr>
           <w:bCs/>
           <w:b/>
         </w:rPr>
-        <w:t xml:space="preserve">M5 (DAI direct, H2 test):</w:t>
-      </w:r>
-      <w:r>
-        <w:t xml:space="preserve"> </w:t>
-      </w:r>
-      <w:r>
-        <w:t xml:space="preserve">ln(LP)ᵢ =</w:t>
-      </w:r>
-      <w:r>
-        <w:t xml:space="preserve"> </w:t>
-      </w:r>
-      <m:oMath>
-        <m:r>
-          <m:t>α</m:t>
-        </m:r>
-      </m:oMath>
-      <w:r>
-        <w:t xml:space="preserve"> </w:t>
-      </w:r>
-      <w:r>
-        <w:t xml:space="preserve">+</w:t>
-      </w:r>
-      <w:r>
-        <w:t xml:space="preserve"> </w:t>
-      </w:r>
-      <m:oMath>
-        <m:sSub>
-          <m:e>
-            <m:r>
-              <m:t>β</m:t>
-            </m:r>
-          </m:e>
-          <m:sub>
-            <m:r>
-              <m:t>1</m:t>
-            </m:r>
-          </m:sub>
-        </m:sSub>
-      </m:oMath>
-      <w:r>
-        <w:t xml:space="preserve"> </w:t>
-      </w:r>
-      <m:oMath>
-        <m:sSub>
-          <m:e>
-            <m:r>
-              <m:rPr>
-                <m:nor/>
-                <m:sty m:val="p"/>
-              </m:rPr>
-              <m:t>FSTS</m:t>
-            </m:r>
-          </m:e>
-          <m:sub>
-            <m:r>
-              <m:t>c</m:t>
-            </m:r>
-          </m:sub>
-        </m:sSub>
-      </m:oMath>
-      <w:r>
-        <w:t xml:space="preserve">ᵢ +</w:t>
-      </w:r>
-      <w:r>
-        <w:t xml:space="preserve"> </w:t>
-      </w:r>
-      <m:oMath>
-        <m:sSub>
-          <m:e>
-            <m:r>
-              <m:t>β</m:t>
-            </m:r>
-          </m:e>
-          <m:sub>
-            <m:r>
-              <m:t>2</m:t>
-            </m:r>
-          </m:sub>
-        </m:sSub>
-      </m:oMath>
-      <w:r>
-        <w:t xml:space="preserve"> </w:t>
-      </w:r>
-      <m:oMath>
-        <m:sSubSup>
-          <m:e>
-            <m:r>
-              <m:rPr>
-                <m:nor/>
-                <m:sty m:val="p"/>
-              </m:rPr>
-              <m:t>FSTS</m:t>
-            </m:r>
-          </m:e>
-          <m:sub>
-            <m:r>
-              <m:t>c</m:t>
-            </m:r>
-          </m:sub>
-          <m:sup>
-            <m:r>
-              <m:t>2</m:t>
-            </m:r>
-          </m:sup>
-        </m:sSubSup>
-      </m:oMath>
-      <w:r>
-        <w:t xml:space="preserve">ᵢ +</w:t>
-      </w:r>
-      <w:r>
-        <w:t xml:space="preserve"> </w:t>
-      </w:r>
-      <m:oMath>
-        <m:sSub>
-          <m:e>
-            <m:r>
-              <m:t>β</m:t>
-            </m:r>
-          </m:e>
-          <m:sub>
-            <m:r>
-              <m:t>3</m:t>
-            </m:r>
-          </m:sub>
-        </m:sSub>
-      </m:oMath>
-      <w:r>
-        <w:t xml:space="preserve"> </w:t>
-      </w:r>
-      <m:oMath>
-        <m:sSub>
-          <m:e>
-            <m:r>
-              <m:rPr>
-                <m:nor/>
-                <m:sty m:val="p"/>
-              </m:rPr>
-              <m:t>DAI</m:t>
-            </m:r>
-          </m:e>
-          <m:sub>
-            <m:r>
-              <m:t>z</m:t>
-            </m:r>
-          </m:sub>
-        </m:sSub>
-      </m:oMath>
-      <w:r>
-        <w:t xml:space="preserve">ᵢ +</w:t>
-      </w:r>
-      <w:r>
-        <w:t xml:space="preserve"> </w:t>
-      </w:r>
-      <m:oMath>
-        <m:r>
-          <m:t>γ</m:t>
-        </m:r>
-      </m:oMath>
-      <w:r>
-        <w:t xml:space="preserve">·Xᵢ + δ_s +</w:t>
-      </w:r>
-      <w:r>
-        <w:t xml:space="preserve"> </w:t>
-      </w:r>
-      <m:oMath>
-        <m:r>
-          <m:t>ϵ</m:t>
-        </m:r>
-      </m:oMath>
-      <w:r>
-        <w:t xml:space="preserve">ᵢ</w:t>
-      </w:r>
-    </w:p>
-    <w:p>
-      <w:pPr>
-        <w:pStyle w:val="BodyText"/>
-      </w:pPr>
+        <w:t xml:space="preserve">M5 (DAI direct, H2):</w:t>
+      </w:r>
+      <w:r>
+        <w:t xml:space="preserve"> </w:t>
+      </w:r>
+      <w:r>
+        <w:t xml:space="preserve">+ β₃ DAI_z</w:t>
+      </w:r>
+      <w:r>
+        <w:t xml:space="preserve"> </w:t>
+      </w:r>
       <w:r>
         <w:rPr>
           <w:bCs/>
           <w:b/>
         </w:rPr>
-        <w:t xml:space="preserve">M6 (Dual direct effects):</w:t>
-      </w:r>
-      <w:r>
-        <w:t xml:space="preserve"> </w:t>
-      </w:r>
-      <w:r>
-        <w:t xml:space="preserve">ln(LP)ᵢ =</w:t>
-      </w:r>
-      <w:r>
-        <w:t xml:space="preserve"> </w:t>
-      </w:r>
-      <m:oMath>
-        <m:r>
-          <m:t>α</m:t>
-        </m:r>
-      </m:oMath>
-      <w:r>
-        <w:t xml:space="preserve"> </w:t>
-      </w:r>
-      <w:r>
-        <w:t xml:space="preserve">+</w:t>
-      </w:r>
-      <w:r>
-        <w:t xml:space="preserve"> </w:t>
-      </w:r>
-      <m:oMath>
-        <m:sSub>
-          <m:e>
-            <m:r>
-              <m:t>β</m:t>
-            </m:r>
-          </m:e>
-          <m:sub>
-            <m:r>
-              <m:t>1</m:t>
-            </m:r>
-          </m:sub>
-        </m:sSub>
-      </m:oMath>
-      <w:r>
-        <w:t xml:space="preserve"> </w:t>
-      </w:r>
-      <m:oMath>
-        <m:sSub>
-          <m:e>
-            <m:r>
-              <m:rPr>
-                <m:nor/>
-                <m:sty m:val="p"/>
-              </m:rPr>
-              <m:t>FSTS</m:t>
-            </m:r>
-          </m:e>
-          <m:sub>
-            <m:r>
-              <m:t>c</m:t>
-            </m:r>
-          </m:sub>
-        </m:sSub>
-      </m:oMath>
-      <w:r>
-        <w:t xml:space="preserve">ᵢ +</w:t>
-      </w:r>
-      <w:r>
-        <w:t xml:space="preserve"> </w:t>
-      </w:r>
-      <m:oMath>
-        <m:sSub>
-          <m:e>
-            <m:r>
-              <m:t>β</m:t>
-            </m:r>
-          </m:e>
-          <m:sub>
-            <m:r>
-              <m:t>2</m:t>
-            </m:r>
-          </m:sub>
-        </m:sSub>
-      </m:oMath>
-      <w:r>
-        <w:t xml:space="preserve"> </w:t>
-      </w:r>
-      <m:oMath>
-        <m:sSubSup>
-          <m:e>
-            <m:r>
-              <m:rPr>
-                <m:nor/>
-                <m:sty m:val="p"/>
-              </m:rPr>
-              <m:t>FSTS</m:t>
-            </m:r>
-          </m:e>
-          <m:sub>
-            <m:r>
-              <m:t>c</m:t>
-            </m:r>
-          </m:sub>
-          <m:sup>
-            <m:r>
-              <m:t>2</m:t>
-            </m:r>
-          </m:sup>
-        </m:sSubSup>
-      </m:oMath>
-      <w:r>
-        <w:t xml:space="preserve">ᵢ +</w:t>
-      </w:r>
-      <w:r>
-        <w:t xml:space="preserve"> </w:t>
-      </w:r>
-      <m:oMath>
-        <m:sSub>
-          <m:e>
-            <m:r>
-              <m:t>β</m:t>
-            </m:r>
-          </m:e>
-          <m:sub>
-            <m:r>
-              <m:t>3</m:t>
-            </m:r>
-          </m:sub>
-        </m:sSub>
-      </m:oMath>
-      <w:r>
-        <w:t xml:space="preserve"> </w:t>
-      </w:r>
-      <m:oMath>
-        <m:sSub>
-          <m:e>
-            <m:r>
-              <m:rPr>
-                <m:nor/>
-                <m:sty m:val="p"/>
-              </m:rPr>
-              <m:t>TCI</m:t>
-            </m:r>
-          </m:e>
-          <m:sub>
-            <m:r>
-              <m:t>z</m:t>
-            </m:r>
-          </m:sub>
-        </m:sSub>
-      </m:oMath>
-      <w:r>
-        <w:t xml:space="preserve">ᵢ +</w:t>
-      </w:r>
-      <w:r>
-        <w:t xml:space="preserve"> </w:t>
-      </w:r>
-      <m:oMath>
-        <m:sSub>
-          <m:e>
-            <m:r>
-              <m:t>β</m:t>
-            </m:r>
-          </m:e>
-          <m:sub>
-            <m:r>
-              <m:t>4</m:t>
-            </m:r>
-          </m:sub>
-        </m:sSub>
-      </m:oMath>
-      <w:r>
-        <w:t xml:space="preserve"> </w:t>
-      </w:r>
-      <m:oMath>
-        <m:sSub>
-          <m:e>
-            <m:r>
-              <m:rPr>
-                <m:nor/>
-                <m:sty m:val="p"/>
-              </m:rPr>
-              <m:t>DAI</m:t>
-            </m:r>
-          </m:e>
-          <m:sub>
-            <m:r>
-              <m:t>z</m:t>
-            </m:r>
-          </m:sub>
-        </m:sSub>
-      </m:oMath>
-      <w:r>
-        <w:t xml:space="preserve">ᵢ +</w:t>
-      </w:r>
-      <w:r>
-        <w:t xml:space="preserve"> </w:t>
-      </w:r>
-      <m:oMath>
-        <m:r>
-          <m:t>γ</m:t>
-        </m:r>
-      </m:oMath>
-      <w:r>
-        <w:t xml:space="preserve">·Xᵢ + δ_s +</w:t>
-      </w:r>
-      <w:r>
-        <w:t xml:space="preserve"> </w:t>
-      </w:r>
-      <m:oMath>
-        <m:r>
-          <m:t>ϵ</m:t>
-        </m:r>
-      </m:oMath>
-      <w:r>
-        <w:t xml:space="preserve">ᵢ</w:t>
-      </w:r>
-    </w:p>
-    <w:p>
-      <w:pPr>
-        <w:pStyle w:val="BodyText"/>
-      </w:pPr>
+        <w:t xml:space="preserve">M6 (dual direct):</w:t>
+      </w:r>
+      <w:r>
+        <w:t xml:space="preserve"> </w:t>
+      </w:r>
+      <w:r>
+        <w:t xml:space="preserve">+ β₃ TCI_z + β₄ DAI_z</w:t>
+      </w:r>
+      <w:r>
+        <w:t xml:space="preserve"> </w:t>
+      </w:r>
       <w:r>
         <w:rPr>
           <w:bCs/>
@@ -3207,720 +2004,23 @@
         <w:t xml:space="preserve"> </w:t>
       </w:r>
       <w:r>
-        <w:t xml:space="preserve">ln(LP)ᵢ =</w:t>
-      </w:r>
-      <w:r>
-        <w:t xml:space="preserve"> </w:t>
-      </w:r>
-      <m:oMath>
-        <m:r>
-          <m:t>α</m:t>
-        </m:r>
-      </m:oMath>
-      <w:r>
-        <w:t xml:space="preserve"> </w:t>
-      </w:r>
-      <w:r>
-        <w:t xml:space="preserve">+</w:t>
-      </w:r>
-      <w:r>
-        <w:t xml:space="preserve"> </w:t>
-      </w:r>
-      <m:oMath>
-        <m:sSub>
-          <m:e>
-            <m:r>
-              <m:t>β</m:t>
-            </m:r>
-          </m:e>
-          <m:sub>
-            <m:r>
-              <m:t>1</m:t>
-            </m:r>
-          </m:sub>
-        </m:sSub>
-      </m:oMath>
-      <w:r>
-        <w:t xml:space="preserve"> </w:t>
-      </w:r>
-      <m:oMath>
-        <m:sSub>
-          <m:e>
-            <m:r>
-              <m:rPr>
-                <m:nor/>
-                <m:sty m:val="p"/>
-              </m:rPr>
-              <m:t>FSTS</m:t>
-            </m:r>
-          </m:e>
-          <m:sub>
-            <m:r>
-              <m:t>c</m:t>
-            </m:r>
-          </m:sub>
-        </m:sSub>
-      </m:oMath>
-      <w:r>
-        <w:t xml:space="preserve">ᵢ +</w:t>
-      </w:r>
-      <w:r>
-        <w:t xml:space="preserve"> </w:t>
-      </w:r>
-      <m:oMath>
-        <m:sSub>
-          <m:e>
-            <m:r>
-              <m:t>β</m:t>
-            </m:r>
-          </m:e>
-          <m:sub>
-            <m:r>
-              <m:t>2</m:t>
-            </m:r>
-          </m:sub>
-        </m:sSub>
-      </m:oMath>
-      <w:r>
-        <w:t xml:space="preserve"> </w:t>
-      </w:r>
-      <m:oMath>
-        <m:sSubSup>
-          <m:e>
-            <m:r>
-              <m:rPr>
-                <m:nor/>
-                <m:sty m:val="p"/>
-              </m:rPr>
-              <m:t>FSTS</m:t>
-            </m:r>
-          </m:e>
-          <m:sub>
-            <m:r>
-              <m:t>c</m:t>
-            </m:r>
-          </m:sub>
-          <m:sup>
-            <m:r>
-              <m:t>2</m:t>
-            </m:r>
-          </m:sup>
-        </m:sSubSup>
-      </m:oMath>
-      <w:r>
-        <w:t xml:space="preserve">ᵢ +</w:t>
-      </w:r>
-      <w:r>
-        <w:t xml:space="preserve"> </w:t>
-      </w:r>
-      <m:oMath>
-        <m:sSub>
-          <m:e>
-            <m:r>
-              <m:t>β</m:t>
-            </m:r>
-          </m:e>
-          <m:sub>
-            <m:r>
-              <m:t>3</m:t>
-            </m:r>
-          </m:sub>
-        </m:sSub>
-      </m:oMath>
-      <w:r>
-        <w:t xml:space="preserve"> </w:t>
-      </w:r>
-      <m:oMath>
-        <m:sSub>
-          <m:e>
-            <m:r>
-              <m:rPr>
-                <m:nor/>
-                <m:sty m:val="p"/>
-              </m:rPr>
-              <m:t>TCI</m:t>
-            </m:r>
-          </m:e>
-          <m:sub>
-            <m:r>
-              <m:t>z</m:t>
-            </m:r>
-          </m:sub>
-        </m:sSub>
-      </m:oMath>
-      <w:r>
-        <w:t xml:space="preserve">ᵢ +</w:t>
-      </w:r>
-      <w:r>
-        <w:t xml:space="preserve"> </w:t>
-      </w:r>
-      <m:oMath>
-        <m:sSub>
-          <m:e>
-            <m:r>
-              <m:t>β</m:t>
-            </m:r>
-          </m:e>
-          <m:sub>
-            <m:r>
-              <m:t>4</m:t>
-            </m:r>
-          </m:sub>
-        </m:sSub>
-      </m:oMath>
-      <w:r>
-        <w:t xml:space="preserve"> </w:t>
-      </w:r>
-      <m:oMath>
-        <m:sSub>
-          <m:e>
-            <m:r>
-              <m:rPr>
-                <m:nor/>
-                <m:sty m:val="p"/>
-              </m:rPr>
-              <m:t>DAI</m:t>
-            </m:r>
-          </m:e>
-          <m:sub>
-            <m:r>
-              <m:t>z</m:t>
-            </m:r>
-          </m:sub>
-        </m:sSub>
-      </m:oMath>
-      <w:r>
-        <w:t xml:space="preserve">ᵢ +</w:t>
-      </w:r>
-      <w:r>
-        <w:t xml:space="preserve"> </w:t>
-      </w:r>
-      <m:oMath>
-        <m:sSub>
-          <m:e>
-            <m:r>
-              <m:t>β</m:t>
-            </m:r>
-          </m:e>
-          <m:sub>
-            <m:r>
-              <m:t>5</m:t>
-            </m:r>
-          </m:sub>
-        </m:sSub>
-      </m:oMath>
-      <w:r>
-        <w:t xml:space="preserve">(</w:t>
-      </w:r>
-      <m:oMath>
-        <m:sSub>
-          <m:e>
-            <m:r>
-              <m:rPr>
-                <m:nor/>
-                <m:sty m:val="p"/>
-              </m:rPr>
-              <m:t>FSTS</m:t>
-            </m:r>
-          </m:e>
-          <m:sub>
-            <m:r>
-              <m:t>c</m:t>
-            </m:r>
-          </m:sub>
-        </m:sSub>
-      </m:oMath>
-      <w:r>
-        <w:t xml:space="preserve">ᵢ</w:t>
-      </w:r>
-      <w:r>
-        <w:t xml:space="preserve"> </w:t>
-      </w:r>
-      <m:oMath>
-        <m:r>
-          <m:rPr>
-            <m:sty m:val="p"/>
-          </m:rPr>
-          <m:t>×</m:t>
-        </m:r>
-      </m:oMath>
-      <w:r>
-        <w:t xml:space="preserve"> </w:t>
-      </w:r>
-      <m:oMath>
-        <m:sSub>
-          <m:e>
-            <m:r>
-              <m:rPr>
-                <m:nor/>
-                <m:sty m:val="p"/>
-              </m:rPr>
-              <m:t>DAI</m:t>
-            </m:r>
-          </m:e>
-          <m:sub>
-            <m:r>
-              <m:t>z</m:t>
-            </m:r>
-          </m:sub>
-        </m:sSub>
-      </m:oMath>
-      <w:r>
-        <w:t xml:space="preserve">ᵢ) +</w:t>
-      </w:r>
-      <w:r>
-        <w:t xml:space="preserve"> </w:t>
-      </w:r>
-      <m:oMath>
-        <m:r>
-          <m:t>γ</m:t>
-        </m:r>
-      </m:oMath>
-      <w:r>
-        <w:t xml:space="preserve">·Xᵢ + δ_s +</w:t>
-      </w:r>
-      <w:r>
-        <w:t xml:space="preserve"> </w:t>
-      </w:r>
-      <m:oMath>
-        <m:r>
-          <m:t>ϵ</m:t>
-        </m:r>
-      </m:oMath>
-      <w:r>
-        <w:t xml:space="preserve">ᵢ</w:t>
-      </w:r>
-    </w:p>
-    <w:p>
-      <w:pPr>
-        <w:pStyle w:val="BodyText"/>
-      </w:pPr>
+        <w:t xml:space="preserve">+ β₅(FSTSc × DAI_z)</w:t>
+      </w:r>
+      <w:r>
+        <w:t xml:space="preserve"> </w:t>
+      </w:r>
       <w:r>
         <w:rPr>
           <w:bCs/>
           <w:b/>
         </w:rPr>
-        <w:t xml:space="preserve">M8 (Full moderation model, H3 primary test):</w:t>
-      </w:r>
-      <w:r>
-        <w:t xml:space="preserve"> </w:t>
-      </w:r>
-      <w:r>
-        <w:t xml:space="preserve">ln(LP)ᵢ =</w:t>
-      </w:r>
-      <w:r>
-        <w:t xml:space="preserve"> </w:t>
-      </w:r>
-      <m:oMath>
-        <m:r>
-          <m:t>α</m:t>
-        </m:r>
-      </m:oMath>
-      <w:r>
-        <w:t xml:space="preserve"> </w:t>
-      </w:r>
-      <w:r>
-        <w:t xml:space="preserve">+</w:t>
-      </w:r>
-      <w:r>
-        <w:t xml:space="preserve"> </w:t>
-      </w:r>
-      <m:oMath>
-        <m:sSub>
-          <m:e>
-            <m:r>
-              <m:t>β</m:t>
-            </m:r>
-          </m:e>
-          <m:sub>
-            <m:r>
-              <m:t>1</m:t>
-            </m:r>
-          </m:sub>
-        </m:sSub>
-      </m:oMath>
-      <w:r>
-        <w:t xml:space="preserve"> </w:t>
-      </w:r>
-      <m:oMath>
-        <m:sSub>
-          <m:e>
-            <m:r>
-              <m:rPr>
-                <m:nor/>
-                <m:sty m:val="p"/>
-              </m:rPr>
-              <m:t>FSTS</m:t>
-            </m:r>
-          </m:e>
-          <m:sub>
-            <m:r>
-              <m:t>c</m:t>
-            </m:r>
-          </m:sub>
-        </m:sSub>
-      </m:oMath>
-      <w:r>
-        <w:t xml:space="preserve">ᵢ +</w:t>
-      </w:r>
-      <w:r>
-        <w:t xml:space="preserve"> </w:t>
-      </w:r>
-      <m:oMath>
-        <m:sSub>
-          <m:e>
-            <m:r>
-              <m:t>β</m:t>
-            </m:r>
-          </m:e>
-          <m:sub>
-            <m:r>
-              <m:t>2</m:t>
-            </m:r>
-          </m:sub>
-        </m:sSub>
-      </m:oMath>
-      <w:r>
-        <w:t xml:space="preserve"> </w:t>
-      </w:r>
-      <m:oMath>
-        <m:sSubSup>
-          <m:e>
-            <m:r>
-              <m:rPr>
-                <m:nor/>
-                <m:sty m:val="p"/>
-              </m:rPr>
-              <m:t>FSTS</m:t>
-            </m:r>
-          </m:e>
-          <m:sub>
-            <m:r>
-              <m:t>c</m:t>
-            </m:r>
-          </m:sub>
-          <m:sup>
-            <m:r>
-              <m:t>2</m:t>
-            </m:r>
-          </m:sup>
-        </m:sSubSup>
-      </m:oMath>
-      <w:r>
-        <w:t xml:space="preserve">ᵢ +</w:t>
-      </w:r>
-      <w:r>
-        <w:t xml:space="preserve"> </w:t>
-      </w:r>
-      <m:oMath>
-        <m:sSub>
-          <m:e>
-            <m:r>
-              <m:t>β</m:t>
-            </m:r>
-          </m:e>
-          <m:sub>
-            <m:r>
-              <m:t>3</m:t>
-            </m:r>
-          </m:sub>
-        </m:sSub>
-      </m:oMath>
-      <w:r>
-        <w:t xml:space="preserve"> </w:t>
-      </w:r>
-      <m:oMath>
-        <m:sSub>
-          <m:e>
-            <m:r>
-              <m:rPr>
-                <m:nor/>
-                <m:sty m:val="p"/>
-              </m:rPr>
-              <m:t>TCI</m:t>
-            </m:r>
-          </m:e>
-          <m:sub>
-            <m:r>
-              <m:t>z</m:t>
-            </m:r>
-          </m:sub>
-        </m:sSub>
-      </m:oMath>
-      <w:r>
-        <w:t xml:space="preserve">ᵢ +</w:t>
-      </w:r>
-      <w:r>
-        <w:t xml:space="preserve"> </w:t>
-      </w:r>
-      <m:oMath>
-        <m:sSub>
-          <m:e>
-            <m:r>
-              <m:t>β</m:t>
-            </m:r>
-          </m:e>
-          <m:sub>
-            <m:r>
-              <m:t>4</m:t>
-            </m:r>
-          </m:sub>
-        </m:sSub>
-      </m:oMath>
-      <w:r>
-        <w:t xml:space="preserve"> </w:t>
-      </w:r>
-      <m:oMath>
-        <m:sSub>
-          <m:e>
-            <m:r>
-              <m:rPr>
-                <m:nor/>
-                <m:sty m:val="p"/>
-              </m:rPr>
-              <m:t>DAI</m:t>
-            </m:r>
-          </m:e>
-          <m:sub>
-            <m:r>
-              <m:t>z</m:t>
-            </m:r>
-          </m:sub>
-        </m:sSub>
-      </m:oMath>
-      <w:r>
-        <w:t xml:space="preserve">ᵢ +</w:t>
-      </w:r>
-      <w:r>
-        <w:t xml:space="preserve"> </w:t>
-      </w:r>
-      <m:oMath>
-        <m:sSub>
-          <m:e>
-            <m:r>
-              <m:t>β</m:t>
-            </m:r>
-          </m:e>
-          <m:sub>
-            <m:r>
-              <m:t>5</m:t>
-            </m:r>
-          </m:sub>
-        </m:sSub>
-      </m:oMath>
-      <w:r>
-        <w:t xml:space="preserve">(</w:t>
-      </w:r>
-      <m:oMath>
-        <m:sSub>
-          <m:e>
-            <m:r>
-              <m:rPr>
-                <m:nor/>
-                <m:sty m:val="p"/>
-              </m:rPr>
-              <m:t>FSTS</m:t>
-            </m:r>
-          </m:e>
-          <m:sub>
-            <m:r>
-              <m:t>c</m:t>
-            </m:r>
-          </m:sub>
-        </m:sSub>
-      </m:oMath>
-      <w:r>
-        <w:t xml:space="preserve">ᵢ</w:t>
-      </w:r>
-      <w:r>
-        <w:t xml:space="preserve"> </w:t>
-      </w:r>
-      <m:oMath>
-        <m:r>
-          <m:rPr>
-            <m:sty m:val="p"/>
-          </m:rPr>
-          <m:t>×</m:t>
-        </m:r>
-      </m:oMath>
-      <w:r>
-        <w:t xml:space="preserve"> </w:t>
-      </w:r>
-      <m:oMath>
-        <m:sSub>
-          <m:e>
-            <m:r>
-              <m:rPr>
-                <m:nor/>
-                <m:sty m:val="p"/>
-              </m:rPr>
-              <m:t>DAI</m:t>
-            </m:r>
-          </m:e>
-          <m:sub>
-            <m:r>
-              <m:t>z</m:t>
-            </m:r>
-          </m:sub>
-        </m:sSub>
-      </m:oMath>
-      <w:r>
-        <w:t xml:space="preserve">ᵢ) +</w:t>
-      </w:r>
-      <w:r>
-        <w:t xml:space="preserve"> </w:t>
-      </w:r>
-      <m:oMath>
-        <m:sSub>
-          <m:e>
-            <m:r>
-              <m:t>β</m:t>
-            </m:r>
-          </m:e>
-          <m:sub>
-            <m:r>
-              <m:t>6</m:t>
-            </m:r>
-          </m:sub>
-        </m:sSub>
-      </m:oMath>
-      <w:r>
-        <w:t xml:space="preserve">(</w:t>
-      </w:r>
-      <m:oMath>
-        <m:sSubSup>
-          <m:e>
-            <m:r>
-              <m:rPr>
-                <m:nor/>
-                <m:sty m:val="p"/>
-              </m:rPr>
-              <m:t>FSTS</m:t>
-            </m:r>
-          </m:e>
-          <m:sub>
-            <m:r>
-              <m:t>c</m:t>
-            </m:r>
-          </m:sub>
-          <m:sup>
-            <m:r>
-              <m:t>2</m:t>
-            </m:r>
-          </m:sup>
-        </m:sSubSup>
-      </m:oMath>
-      <w:r>
-        <w:t xml:space="preserve">ᵢ</w:t>
-      </w:r>
-      <w:r>
-        <w:t xml:space="preserve"> </w:t>
-      </w:r>
-      <m:oMath>
-        <m:r>
-          <m:rPr>
-            <m:sty m:val="p"/>
-          </m:rPr>
-          <m:t>×</m:t>
-        </m:r>
-      </m:oMath>
-      <w:r>
-        <w:t xml:space="preserve"> </w:t>
-      </w:r>
-      <m:oMath>
-        <m:sSub>
-          <m:e>
-            <m:r>
-              <m:rPr>
-                <m:nor/>
-                <m:sty m:val="p"/>
-              </m:rPr>
-              <m:t>DAI</m:t>
-            </m:r>
-          </m:e>
-          <m:sub>
-            <m:r>
-              <m:t>z</m:t>
-            </m:r>
-          </m:sub>
-        </m:sSub>
-      </m:oMath>
-      <w:r>
-        <w:t xml:space="preserve">ᵢ) +</w:t>
-      </w:r>
-      <w:r>
-        <w:t xml:space="preserve"> </w:t>
-      </w:r>
-      <m:oMath>
-        <m:r>
-          <m:t>γ</m:t>
-        </m:r>
-      </m:oMath>
-      <w:r>
-        <w:t xml:space="preserve">·Xᵢ + δ_s +</w:t>
-      </w:r>
-      <w:r>
-        <w:t xml:space="preserve"> </w:t>
-      </w:r>
-      <m:oMath>
-        <m:r>
-          <m:t>ϵ</m:t>
-        </m:r>
-      </m:oMath>
-      <w:r>
-        <w:t xml:space="preserve">ᵢ</w:t>
-      </w:r>
-      <w:r>
-        <w:t xml:space="preserve"> </w:t>
-      </w:r>
-      <w:r>
-        <w:t xml:space="preserve">[H3:</w:t>
-      </w:r>
-      <w:r>
-        <w:t xml:space="preserve"> </w:t>
-      </w:r>
-      <m:oMath>
-        <m:sSub>
-          <m:e>
-            <m:r>
-              <m:t>β</m:t>
-            </m:r>
-          </m:e>
-          <m:sub>
-            <m:r>
-              <m:t>6</m:t>
-            </m:r>
-          </m:sub>
-        </m:sSub>
-      </m:oMath>
-      <w:r>
-        <w:t xml:space="preserve"> </w:t>
-      </w:r>
-      <w:r>
-        <w:t xml:space="preserve">&gt; 0 (p &lt;.01), amplification; confirmed:</w:t>
-      </w:r>
-      <w:r>
-        <w:t xml:space="preserve"> </w:t>
-      </w:r>
-      <m:oMath>
-        <m:sSub>
-          <m:e>
-            <m:r>
-              <m:t>β</m:t>
-            </m:r>
-          </m:e>
-          <m:sub>
-            <m:r>
-              <m:t>6</m:t>
-            </m:r>
-          </m:sub>
-        </m:sSub>
-      </m:oMath>
-      <w:r>
-        <w:t xml:space="preserve"> </w:t>
-      </w:r>
-      <w:r>
-        <w:t xml:space="preserve">= +3.119, p =.005]</w:t>
+        <w:t xml:space="preserve">M8 (full moderation, H3 primary):</w:t>
+      </w:r>
+      <w:r>
+        <w:t xml:space="preserve"> </w:t>
+      </w:r>
+      <w:r>
+        <w:t xml:space="preserve">+ β₅(FSTSc × DAI_z) + β₆(FSTSc² × DAI_z); H3 requires β₆ &gt; 0 at p &lt; .01; confirmed at β₆ = +3.119, p = .005</w:t>
       </w:r>
     </w:p>
     <w:p>
@@ -3928,65 +2028,7 @@
         <w:pStyle w:val="BodyText"/>
       </w:pPr>
       <w:r>
-        <w:t xml:space="preserve">where Xᵢ = {ln(Emp), FirmAge, ForeignOwn} and δ_s = broad sector fixed effects. HC1 heteroskedasticity-robust standard errors throughout (MacKinnon &amp; White, 1985). A supplementary Heckman inverse-Mills-ratio specification adds IMR from a first-stage probit of export participation (see Section 3.4(iv)).</w:t>
-      </w:r>
-    </w:p>
-    <w:p>
-      <w:pPr>
-        <w:pStyle w:val="BodyText"/>
-      </w:pPr>
-      <w:r>
-        <w:t xml:space="preserve">The full model includes centred FSTS, squared centred FSTS, TCI, DAI, the interaction between FSTS and DAI, and the quadratic interaction between</w:t>
-      </w:r>
-      <w:r>
-        <w:t xml:space="preserve"> </w:t>
-      </w:r>
-      <m:oMath>
-        <m:sSup>
-          <m:e>
-            <m:r>
-              <m:rPr>
-                <m:nor/>
-                <m:sty m:val="p"/>
-              </m:rPr>
-              <m:t>FSTS</m:t>
-            </m:r>
-          </m:e>
-          <m:sup>
-            <m:r>
-              <m:t>2</m:t>
-            </m:r>
-          </m:sup>
-        </m:sSup>
-      </m:oMath>
-      <w:r>
-        <w:t xml:space="preserve"> </w:t>
-      </w:r>
-      <w:r>
-        <w:t xml:space="preserve">and DAI, in addition to the control set. A supplementary specification replaces the DAI interaction block with analogous TCI interaction terms to assess whether any TCI moderation is empirically detectable beyond its more stable direct association with productivity. Following the recommendations of Haans et al. (2016) for testing curvilinear relationships in strategy research, the study applies the Lind and Mehlum (2010) test for a U-shaped or inverted-U relationship to assess the quadratic shape formally. To assess whether the DAI interaction block matters jointly, the study reports a joint F-test on the two DAI interaction terms and also interprets effect size using Cohen’s</w:t>
-      </w:r>
-      <w:r>
-        <w:t xml:space="preserve"> </w:t>
-      </w:r>
-      <m:oMath>
-        <m:sSup>
-          <m:e>
-            <m:r>
-              <m:t>f</m:t>
-            </m:r>
-          </m:e>
-          <m:sup>
-            <m:r>
-              <m:t>2</m:t>
-            </m:r>
-          </m:sup>
-        </m:sSup>
-      </m:oMath>
-      <w:r>
-        <w:t xml:space="preserve"> </w:t>
-      </w:r>
-      <w:r>
-        <w:t xml:space="preserve">(Aguinis et al. 2005; Cohen 1988).</w:t>
+        <w:t xml:space="preserve">where Xᵢ = {ln(Emp), FirmAge, ForeignOwn} and δ_s = broad sector FE. Lind–Mehlum (2010) is applied to test the curvilinear shape; the DAI interaction block is jointly tested with an F-test and effect-size with Cohen’s f² (Aguinis et al. 2005; Cohen 1988). A supplementary Heckman inverse-Mills-ratio specification is described in §3.4 (iv).</w:t>
       </w:r>
     </w:p>
     <w:p>
@@ -3998,13 +2040,13 @@
           <w:bCs/>
           <w:b/>
         </w:rPr>
-        <w:t xml:space="preserve">Identification strategy and choice of OLS as primary specification.</w:t>
-      </w:r>
-      <w:r>
-        <w:t xml:space="preserve"> </w:t>
-      </w:r>
-      <w:r>
-        <w:t xml:space="preserve">Because the single-wave WBES Singapore 2023 design offers no instrument satisfying the exclusion restriction for either export intensity or digital adoption, cross-sectional variation in trade costs, export-promotion eligibility, or broadband-rollout timing is not available within the survey frame, OLS with HC1 robust standard errors is adopted as the primary specification. This choice follows Wolfolds and Siegel (2019), who find that a Heckman two-step correction</w:t>
+        <w:t xml:space="preserve">Identification choice.</w:t>
+      </w:r>
+      <w:r>
+        <w:t xml:space="preserve"> </w:t>
+      </w:r>
+      <w:r>
+        <w:t xml:space="preserve">Because the single-wave WBES Singapore 2023 design offers no instrument satisfying the exclusion restriction for either export intensity or digital adoption, OLS with HC1 robust SE is adopted as the primary specification following Wolfolds and Siegel (2019), who find that a Heckman two-step correction</w:t>
       </w:r>
       <w:r>
         <w:t xml:space="preserve"> </w:t>
@@ -4020,17 +2062,17 @@
         <w:t xml:space="preserve"> </w:t>
       </w:r>
       <w:r>
-        <w:t xml:space="preserve">a credible exclusion restriction can produce more biased estimates than the OLS baseline it is intended to correct. A reduced-form inverse-Mills-ratio sensitivity diagnostic for selection at the extensive margin of exporting is reported in Section 3.4 below for transparency, but is not treated as the primary specification. The associational nature of the OLS estimates is therefore acknowledged upfront, and inferential claims are bounded to within-context associations rather than causal effects.</w:t>
+        <w:t xml:space="preserve">a credible exclusion restriction can produce more biased estimates than the OLS baseline it is intended to correct. A reduced-form IMR sensitivity diagnostic is reported in §3.4 (iv) for transparency but is not treated as the primary specification. Inferential claims are bounded to within-context associations rather than causal effects.</w:t>
       </w:r>
     </w:p>
     <w:bookmarkEnd w:id="26"/>
-    <w:bookmarkStart w:id="27" w:name="X0fcf099929e626b10071b523c2c83735d5a4cd9"/>
+    <w:bookmarkStart w:id="27" w:name="identification-boundary-conditions"/>
     <w:p>
       <w:pPr>
         <w:pStyle w:val="Heading3"/>
       </w:pPr>
       <w:r>
-        <w:t xml:space="preserve">3.4 Boundary conditions and identification scope</w:t>
+        <w:t xml:space="preserve">3.4 Identification boundary conditions</w:t>
       </w:r>
     </w:p>
     <w:p>
@@ -4038,7 +2080,7 @@
         <w:pStyle w:val="FirstParagraph"/>
       </w:pPr>
       <w:r>
-        <w:t xml:space="preserve">This subsection consolidates the methodological boundary conditions that constrain the inferential reach of the OLS specification, so that the Section 4 results can be presented without recurrent caveats and the Section 5 discussion can focus on substantive interpretation rather than on re-litigating identification concerns. Four boundary conditions are demarcated.</w:t>
+        <w:t xml:space="preserve">Four boundary conditions consolidate the methodological constraints on inferential reach so that §4 can be read without recurrent caveats:</w:t>
       </w:r>
     </w:p>
     <w:p>
@@ -4050,30 +2092,13 @@
           <w:iCs/>
           <w:i/>
         </w:rPr>
-        <w:t xml:space="preserve">(i) Sample-support boundary and upper-tail thinness.</w:t>
-      </w:r>
-      <w:r>
-        <w:t xml:space="preserve"> </w:t>
-      </w:r>
-      <w:r>
-        <w:t xml:space="preserve">The analytic sample (N = 623 full, 617 with all controls) is representative of Singapore’s SME sector under the WBES sampling frame. Within this frame, 82 % of firms report zero exports, only 18 % report any positive export intensity, and only 3 % exceed 50 % FSTS. The implication for inference is that the curvature parameters in the quadratic FSTS specification are identified primarily through the participation contrast between FSTS = 0 and FSTS &gt; 0, with limited support in the upper tail of export intensity. The fitted turning point near FSTS</w:t>
-      </w:r>
-      <w:r>
-        <w:t xml:space="preserve"> </w:t>
-      </w:r>
-      <m:oMath>
-        <m:r>
-          <m:rPr>
-            <m:sty m:val="p"/>
-          </m:rPr>
-          <m:t>≈</m:t>
-        </m:r>
-      </m:oMath>
-      <w:r>
-        <w:t xml:space="preserve"> </w:t>
-      </w:r>
-      <w:r>
-        <w:t xml:space="preserve">82 % falls in a sparsely populated region of the data, and the 95 % bootstrap confidence interval is wide ([53 %, 253 %]) even though an inverted-U shape is recovered in 96.3 % of resamples. The wide confidence interval [53%, 253%] reflects sparse upper-tail support (only 3% of firms exceed 50% FSTS); this is a support-constrained estimate and should be interpreted as indicating saturation rather than as a precise threshold value. The conventional inverted-U interpretation is therefore not formally identified within the supported data range, and the Section 4 results are interpreted under this support-aware framing.</w:t>
+        <w:t xml:space="preserve">(i) Sample-support and upper-tail thinness.</w:t>
+      </w:r>
+      <w:r>
+        <w:t xml:space="preserve"> </w:t>
+      </w:r>
+      <w:r>
+        <w:t xml:space="preserve">The analytic sample (N = 623; 617 with all controls) is representative of Singapore’s SME sector under the WBES sampling frame. 82 % of firms report zero exports, only 18 % report any positive export intensity, and only 3 % exceed 50 % FSTS. The quadratic FSTS curvature is identified primarily through the participation contrast between FSTS = 0 and FSTS &gt; 0, with limited upper-tail support. The fitted TP ≈ 82 % falls in a sparsely populated region; the 95 % bootstrap CI is wide ([53 %, 253 %]) though the inverted-U shape is recovered in 96.3 % of resamples. The conventional inverted-U interpretation is therefore not formally identified within the supported data range; §4 results are interpreted under this support-aware framing.</w:t>
       </w:r>
     </w:p>
     <w:p>
@@ -4085,102 +2110,46 @@
           <w:iCs/>
           <w:i/>
         </w:rPr>
-        <w:t xml:space="preserve">(ii) Exporters-only subsample and power-bounded interaction inference.</w:t>
-      </w:r>
-      <w:r>
-        <w:t xml:space="preserve"> </w:t>
-      </w:r>
-      <w:r>
-        <w:t xml:space="preserve">The exporters-only subsample (FSTS &gt; 0, N = 84) is the natural setting in which to read the intensity-margin coordination-cost mechanism, but is substantially underpowered for detecting the small effect-size moderation block (</w:t>
-      </w:r>
-      <m:oMath>
-        <m:sSup>
-          <m:e>
-            <m:r>
-              <m:t>f</m:t>
-            </m:r>
-          </m:e>
-          <m:sup>
-            <m:r>
-              <m:t>2</m:t>
-            </m:r>
-          </m:sup>
-        </m:sSup>
-      </m:oMath>
-      <w:r>
-        <w:t xml:space="preserve"> </w:t>
-      </w:r>
-      <m:oMath>
-        <m:r>
-          <m:rPr>
-            <m:sty m:val="p"/>
-          </m:rPr>
-          <m:t>≈</m:t>
-        </m:r>
-      </m:oMath>
-      <w:r>
-        <w:t xml:space="preserve"> </w:t>
-      </w:r>
-      <w:r>
-        <w:t xml:space="preserve">0.018). At</w:t>
-      </w:r>
-      <w:r>
-        <w:t xml:space="preserve"> </w:t>
-      </w:r>
-      <m:oMath>
-        <m:r>
-          <m:t>α</m:t>
-        </m:r>
-      </m:oMath>
-      <w:r>
-        <w:t xml:space="preserve"> </w:t>
-      </w:r>
-      <w:r>
-        <w:t xml:space="preserve">=.05 with one numerator degree of freedom, achieving 80 % power requires N ≳ 430; power at N = 84 is approximately 16 %. Three inferential bounds therefore apply: (a)</w:t>
-      </w:r>
-      <w:r>
-        <w:t xml:space="preserve"> </w:t>
-      </w:r>
+        <w:t xml:space="preserve">(ii) Exporters-only subsample and power-bounded inference.</w:t>
+      </w:r>
+      <w:r>
+        <w:t xml:space="preserve"> </w:t>
+      </w:r>
+      <w:r>
+        <w:t xml:space="preserve">The exporters-only subsample (N = 84) is the natural setting in which to read the intensity-margin coordination-cost mechanism but is substantially underpowered for the small effect-size moderation block (f² ≈ 0.018). At α = .05, achieving 80 % power requires N ≳ 430; power at N = 84 is ≈ 16 %. The intensity-margin DAI mechanism cannot be confirmed in the exporter-only subsample, the analysis is underpowered to detect interaction effects of β &lt; 1.5 SD. Null DAI moderation results in the exporters-only specification therefore should not be interpreted as evidence against the conditional-scaling mechanism. Conversely, the positive R5 exporters-only joint F-test (F = 6.32, p = .003, β = +2.821) is corroborating evidence consistent with the full-sample amplification mechanism rather than a stand-alone identifying test; at 16 % power, statistically significant findings are at elevated risk of Type M magnitude inflation (Gelman &amp; Carlin, 2014). Power requirements for interaction testing follow Leon (2004).</w:t>
+      </w:r>
+    </w:p>
+    <w:p>
+      <w:pPr>
+        <w:pStyle w:val="BodyText"/>
+      </w:pPr>
       <w:r>
         <w:rPr>
           <w:iCs/>
           <w:i/>
         </w:rPr>
-        <w:t xml:space="preserve">What cannot be concluded</w:t>
-      </w:r>
-      <w:r>
-        <w:t xml:space="preserve">: the intensity-margin DAI mechanism cannot be confirmed in the exporter-only subsample (N = 84, power</w:t>
-      </w:r>
-      <w:r>
-        <w:t xml:space="preserve"> </w:t>
-      </w:r>
-      <m:oMath>
-        <m:r>
-          <m:rPr>
-            <m:sty m:val="p"/>
-          </m:rPr>
-          <m:t>≈</m:t>
-        </m:r>
-      </m:oMath>
-      <w:r>
-        <w:t xml:space="preserve"> </w:t>
-      </w:r>
-      <w:r>
-        <w:t xml:space="preserve">16%), the analysis is underpowered to detect interaction effects of</w:t>
-      </w:r>
-      <w:r>
-        <w:t xml:space="preserve"> </w:t>
-      </w:r>
-      <m:oMath>
-        <m:r>
-          <m:t>β</m:t>
-        </m:r>
-      </m:oMath>
-      <w:r>
-        <w:t xml:space="preserve"> </w:t>
-      </w:r>
-      <w:r>
-        <w:t xml:space="preserve">&lt; 1.5 standard deviations; (b)</w:t>
+        <w:t xml:space="preserve">(iii) Lind–Mehlum equivalence framing.</w:t>
+      </w:r>
+      <w:r>
+        <w:t xml:space="preserve"> </w:t>
+      </w:r>
+      <w:r>
+        <w:t xml:space="preserve">The LM (2010) test does not formally reject monotonicity (p = .303), but the appropriate reading is not</w:t>
+      </w:r>
+      <w:r>
+        <w:t xml:space="preserve"> </w:t>
+      </w:r>
+      <w:r>
+        <w:t xml:space="preserve">“</w:t>
+      </w:r>
+      <w:r>
+        <w:t xml:space="preserve">the inverted-U fails</w:t>
+      </w:r>
+      <w:r>
+        <w:t xml:space="preserve">”</w:t>
+      </w:r>
+      <w:r>
+        <w:t xml:space="preserve">, because the test is conditioned on dense support around the turning point that §3.4 (i) establishes is absent. Under the §1.1 saturation hypothesis the non-rejection is a</w:t>
       </w:r>
       <w:r>
         <w:t xml:space="preserve"> </w:t>
@@ -4190,223 +2159,28 @@
           <w:iCs/>
           <w:i/>
         </w:rPr>
-        <w:t xml:space="preserve">Methodological remedy</w:t>
-      </w:r>
-      <w:r>
-        <w:t xml:space="preserve">: panel data or an exporter oversampling design with N</w:t>
-      </w:r>
-      <w:r>
-        <w:t xml:space="preserve"> </w:t>
-      </w:r>
-      <m:oMath>
-        <m:r>
-          <m:rPr>
-            <m:sty m:val="p"/>
-          </m:rPr>
-          <m:t>≥</m:t>
-        </m:r>
-      </m:oMath>
-      <w:r>
-        <w:t xml:space="preserve"> </w:t>
-      </w:r>
-      <w:r>
-        <w:t xml:space="preserve">300 would enable intensity-margin inference; (c) power requirements for interaction testing follow Leon (2004). Null DAI moderation results in the exporters-only specification therefore should not be interpreted as evidence against the conditional-scaling mechanism. Conversely, the positive joint F-test reported in the R5 exporters-only specification (F = 6.32, p =.003,</w:t>
-      </w:r>
-      <w:r>
-        <w:t xml:space="preserve"> </w:t>
-      </w:r>
-      <m:oMath>
-        <m:r>
-          <m:t>β</m:t>
-        </m:r>
-      </m:oMath>
-      <w:r>
-        <w:t xml:space="preserve"> </w:t>
-      </w:r>
-      <w:r>
-        <w:t xml:space="preserve">= +2.821) is read here as</w:t>
-      </w:r>
-      <w:r>
-        <w:t xml:space="preserve"> </w:t>
-      </w:r>
+        <w:t xml:space="preserve">theoretically informative absence-of-decline</w:t>
+      </w:r>
+      <w:r>
+        <w:t xml:space="preserve">: if foundational Tier-2 infrastructure is mature enough to absorb the coordination-cost saturation that produces the conventional right-side decline, the appropriate empirical signature is precisely the non-rejection of monotonicity in the upper tail. LM p = .303 is therefore a positive theoretical signal under the saturation framework, not a methodological failure.</w:t>
+      </w:r>
+    </w:p>
+    <w:p>
+      <w:pPr>
+        <w:pStyle w:val="BodyText"/>
+      </w:pPr>
       <w:r>
         <w:rPr>
           <w:iCs/>
           <w:i/>
         </w:rPr>
-        <w:t xml:space="preserve">corroborating evidence consistent with</w:t>
-      </w:r>
-      <w:r>
-        <w:t xml:space="preserve"> </w:t>
-      </w:r>
-      <w:r>
-        <w:t xml:space="preserve">the full-sample amplification mechanism rather than as a stand-alone identifying test. The analysis refrains from treating it as independent confirmation because at 16% power, statistically significant findings are at elevated risk of Type M (magnitude) inflation (Gelman &amp; Carlin, 2014); the R5 estimate’s direction is informative, but its magnitude should not be interpreted as a precise effect size.</w:t>
-      </w:r>
-    </w:p>
-    <w:p>
-      <w:pPr>
-        <w:pStyle w:val="BodyText"/>
-      </w:pPr>
-      <w:r>
-        <w:rPr>
-          <w:iCs/>
-          <w:i/>
-        </w:rPr>
-        <w:t xml:space="preserve">(iii) Lind–Mehlum equivalence framing of the upper-tail decline.</w:t>
-      </w:r>
-      <w:r>
-        <w:t xml:space="preserve"> </w:t>
-      </w:r>
-      <w:r>
-        <w:t xml:space="preserve">The Lind–Mehlum (2010) test does not formally reject monotonicity at conventional thresholds (p =.303 in the baseline pooled specification), but the appropriate reading of this null is not</w:t>
-      </w:r>
-      <w:r>
-        <w:t xml:space="preserve"> </w:t>
-      </w:r>
-      <w:r>
-        <w:t xml:space="preserve">“</w:t>
-      </w:r>
-      <w:r>
-        <w:t xml:space="preserve">the inverted-U fails</w:t>
-      </w:r>
-      <w:r>
-        <w:t xml:space="preserve">”</w:t>
-      </w:r>
-      <w:r>
-        <w:t xml:space="preserve">, because the test is conditioned on dense support around the turning point, which the Section 3.4(i) sample-support boundary establishes is absent here. Read against the saturation hypothesis developed in Section 1.1, the Lind–Mehlum null is a</w:t>
-      </w:r>
-      <w:r>
-        <w:t xml:space="preserve"> </w:t>
-      </w:r>
-      <w:r>
-        <w:rPr>
-          <w:iCs/>
-          <w:i/>
-        </w:rPr>
-        <w:t xml:space="preserve">theoretically informative absence-of-decline</w:t>
-      </w:r>
-      <w:r>
-        <w:t xml:space="preserve"> </w:t>
-      </w:r>
-      <w:r>
-        <w:t xml:space="preserve">in the right tail: if foundational digital infrastructure is sufficiently mature to absorb the coordination-cost saturation that produces the conventional inverted-U right-side decline, the appropriate empirical signature is precisely the</w:t>
-      </w:r>
-      <w:r>
-        <w:t xml:space="preserve"> </w:t>
-      </w:r>
-      <w:r>
-        <w:rPr>
-          <w:iCs/>
-          <w:i/>
-        </w:rPr>
-        <w:t xml:space="preserve">non-rejection</w:t>
-      </w:r>
-      <w:r>
-        <w:t xml:space="preserve"> </w:t>
-      </w:r>
-      <w:r>
-        <w:t xml:space="preserve">of monotonicity in the upper tail. This equivalence-framed reading is consistent with both the descriptive evidence (the right tail does not slope sharply downward) and the theoretical commitment in Section 1.1 (Tier-2 digital infrastructure absorbs the coordination-cost mechanism that generates the inverted-U in less digitally mature settings). The Lind–Mehlum p =.303 is therefore a</w:t>
-      </w:r>
-      <w:r>
-        <w:t xml:space="preserve"> </w:t>
-      </w:r>
-      <w:r>
-        <w:rPr>
-          <w:iCs/>
-          <w:i/>
-        </w:rPr>
-        <w:t xml:space="preserve">positive theoretical signal</w:t>
-      </w:r>
-      <w:r>
-        <w:t xml:space="preserve"> </w:t>
-      </w:r>
-      <w:r>
-        <w:t xml:space="preserve">under the saturation framework, not a methodological failure.</w:t>
-      </w:r>
-    </w:p>
-    <w:p>
-      <w:pPr>
-        <w:pStyle w:val="BodyText"/>
-      </w:pPr>
-      <w:r>
-        <w:rPr>
-          <w:iCs/>
-          <w:i/>
-        </w:rPr>
-        <w:t xml:space="preserve">(iv) Heckman selection sensitivity and absence of an exclusion restriction.</w:t>
-      </w:r>
-      <w:r>
-        <w:t xml:space="preserve"> </w:t>
-      </w:r>
-      <w:r>
-        <w:t xml:space="preserve">No instrument satisfying the exclusion restriction for export participation is available in the single-wave WBES Singapore design. A reduced-form sensitivity check estimates a first-stage probit of export participation on observable firm characteristics (age, log size, sector fixed effects, WBES sampling stratum) and adds the resulting inverse Mills ratio (IMR) as a covariate to the M8 specification. The IMR coefficient (</w:t>
-      </w:r>
-      <m:oMath>
-        <m:r>
-          <m:t>β</m:t>
-        </m:r>
-      </m:oMath>
-      <w:r>
-        <w:t xml:space="preserve"> </w:t>
-      </w:r>
-      <w:r>
-        <w:t xml:space="preserve">= 0.264, SE = 0.138, t = 1.92, p =.055) is just above the.05 threshold, indicating mild selection at the extensive margin of export participation. The key</w:t>
-      </w:r>
-      <w:r>
-        <w:t xml:space="preserve"> </w:t>
-      </w:r>
-      <m:oMath>
-        <m:r>
-          <m:rPr>
-            <m:nor/>
-            <m:sty m:val="p"/>
-          </m:rPr>
-          <m:t>DAI</m:t>
-        </m:r>
-        <m:r>
-          <m:rPr>
-            <m:sty m:val="p"/>
-          </m:rPr>
-          <m:t>×</m:t>
-        </m:r>
-        <m:sSup>
-          <m:e>
-            <m:r>
-              <m:rPr>
-                <m:nor/>
-                <m:sty m:val="p"/>
-              </m:rPr>
-              <m:t>FSTS</m:t>
-            </m:r>
-          </m:e>
-          <m:sup>
-            <m:r>
-              <m:t>2</m:t>
-            </m:r>
-          </m:sup>
-        </m:sSup>
-      </m:oMath>
-      <w:r>
-        <w:t xml:space="preserve"> </w:t>
-      </w:r>
-      <w:r>
-        <w:t xml:space="preserve">interaction (H3 amplification) and the TCI coefficient are not materially altered (|</w:t>
-      </w:r>
-      <m:oMath>
-        <m:r>
-          <m:t>Δ</m:t>
-        </m:r>
-      </m:oMath>
-      <w:r>
-        <w:t xml:space="preserve">| &lt; 0.02 in each case), confirming that the conditional-scaling mechanism is robust to this selection adjustment. Consistent with Wolfolds and Siegel (2019), the OLS estimates are reported as the primary specification with the caveat that selection on unobservables cannot be fully excluded from the single-wave cross-sectional design.</w:t>
-      </w:r>
-    </w:p>
-    <w:p>
-      <w:pPr>
-        <w:pStyle w:val="BodyText"/>
-      </w:pPr>
-      <w:r>
-        <w:t xml:space="preserve">Read together, these four boundary conditions establish that (a) the upper-tail inverted-U decline is not formally identified within the supported data range, but is not expected to be identified, given the saturation framework; (b) the exporters-only specification provides a high-prior-strength corroborating signal rather than an independent identifying test; (c) the Lind–Mehlum null is a theoretically informative positive signal under the saturation hypothesis, not a methodological failure; and (d) the H3 amplification mechanism is robust to the Heckman sensitivity diagnostic. The Section 4 results below are reported on this consolidated identification scope, and Section 5 interprets the substantive findings without further re-litigation of these boundary conditions.</w:t>
+        <w:t xml:space="preserve">(iv) Heckman selection sensitivity.</w:t>
+      </w:r>
+      <w:r>
+        <w:t xml:space="preserve"> </w:t>
+      </w:r>
+      <w:r>
+        <w:t xml:space="preserve">A reduced-form first-stage probit of export participation on age, log size, sector FE, and WBES sampling stratum yields an inverse Mills ratio coefficient of β = 0.264 (SE = 0.138, t = 1.92, p = .055), just above the .05 threshold, indicating mild selection at the extensive margin. The key DAI × FSTS² interaction (H3 amplification) and the TCI coefficient are not materially altered (|Δ| &lt; 0.02 in each case), confirming H3 is robust to the selection adjustment. Consistent with Wolfolds and Siegel (2019), OLS is reported as primary with the caveat that selection on unobservables cannot be fully excluded from a single-wave cross-section.</w:t>
       </w:r>
     </w:p>
     <w:bookmarkEnd w:id="27"/>
@@ -8567,23 +6341,29 @@
       <w:r>
         <w:t xml:space="preserve">### 5.1 Theoretical implications</w:t>
       </w:r>
-      <w:r>
-        <w:t xml:space="preserve"> </w:t>
-      </w:r>
-      <w:r>
-        <w:t xml:space="preserve">Three theoretical implications follow from these findings. The TCI result is the most straightforward: it supports a capability-depth interpretation of firm performance in internationalizing firms. Technological capability is positively associated with labour productivity in a way that proves more stable than any moderation pattern identified in the present design, which fits the view that internal capability depth underpins a stronger productivity base from which firms engage international markets. This reading sits comfortably within the absorptive-capacity and technological-capability traditions, treating learning, innovation, and technology absorption as firm-internal sources of productivity heterogeneity rather than as clearly identified shifters of I–P curvature.</w:t>
-      </w:r>
-      <w:r>
-        <w:t xml:space="preserve"> </w:t>
-      </w:r>
-      <w:r>
-        <w:t xml:space="preserve">The second implication concerns the curve itself: the evidence qualifies rather than overturns the conventional nonlinear I–P literature. In the Singapore sample, the fitted quadratic displays mild curvature, but the right-side decline is not formally identified within the export-intensity range occupied by most firms, and the implied turning point lies in a sparsely populated upper tail. The appropriate theoretical reading is therefore not that this study establishes a general boundary condition for digitally mature economies. It is, rather, that the study provides within-context evidence from Singapore showing how the conventional I–P logic appears when most firms remain clustered at very low export intensity and the upper tail is thin. The study thus sharpens interpretation of the nonlinear literature without claiming that a single-country cross-section can separate a context-specific mechanism from Singapore-specific institutional features.</w:t>
-      </w:r>
-      <w:r>
-        <w:t xml:space="preserve"> </w:t>
-      </w:r>
-      <w:r>
-        <w:t xml:space="preserve">The third implication, and the one least anticipated by prior work, is that the DAI result casts foundational digital adoption as a conditional scaling resource rather than a uniform firm-level productivity premium. Across much of the observed export-intensity distribution, the DAI association is weak or statistically indistinct. It becomes more positive only in the high-export tail, where firms face denser cross-border coordination and transaction demands. This pattern is consistent with the idea that Tier 1–2 digital adoption matters most when firms have sufficient international throughput to use digital interfaces and transaction-enabling systems intensively, though the evidence is concentrated in a thin-support region and should be read cautiously. From a transaction-cost perspective (Coase 1937; Williamson 1985), the conditional pattern is consistent with foundational digital interfaces absorbing coordination and information-processing costs that scale super-linearly with cross-border transaction volume; below the threshold at which firms operate at high export intensity, the marginal benefit of these systems may not exceed the fixed costs of installation and routine use, which would explain why no uniform productivity premium is observed across the full sample. Framed as a</w:t>
+    </w:p>
+    <w:p>
+      <w:pPr>
+        <w:pStyle w:val="BodyText"/>
+      </w:pPr>
+      <w:r>
+        <w:t xml:space="preserve">Three theoretical implications follow. The TCI result supports a capability-depth reading of firm performance in internationalizing firms: technological capability is positively associated with labour productivity in a way more stable than any moderation pattern identified here, fitting the view that internal capability depth underpins a stronger productivity base from which firms engage international markets. This sits within absorptive-capacity and technological-capability traditions that treat learning, innovation, and technology absorption as firm-internal sources of productivity heterogeneity rather than as identified shifters of I–P curvature.</w:t>
+      </w:r>
+    </w:p>
+    <w:p>
+      <w:pPr>
+        <w:pStyle w:val="BodyText"/>
+      </w:pPr>
+      <w:r>
+        <w:t xml:space="preserve">The second implication qualifies rather than overturns the conventional nonlinear I–P literature. The Singapore-sample fitted quadratic displays mild curvature, but the right-side decline is not formally identified within the export-intensity range occupied by most firms, and the implied turning point lies in a sparsely populated upper tail. The appropriate reading is that the study provides within-context evidence showing how the conventional I–P logic appears when most firms remain clustered at very low export intensity and the upper tail is thin, not that it establishes a general boundary condition for digitally mature economies.</w:t>
+      </w:r>
+    </w:p>
+    <w:p>
+      <w:pPr>
+        <w:pStyle w:val="BodyText"/>
+      </w:pPr>
+      <w:r>
+        <w:t xml:space="preserve">The third implication, least anticipated by prior work, is that DAI behaves as a</w:t>
       </w:r>
       <w:r>
         <w:t xml:space="preserve"> </w:t>
@@ -8593,16 +6373,13 @@
           <w:iCs/>
           <w:i/>
         </w:rPr>
-        <w:t xml:space="preserve">fixed-transaction-cost amortization</w:t>
-      </w:r>
-      <w:r>
-        <w:t xml:space="preserve"> </w:t>
-      </w:r>
-      <w:r>
-        <w:t xml:space="preserve">logic, the sunk fixed cost of installing advanced digital interfaces is recovered only at extreme export scale; this is one reason the implied turning point is pushed into the high-FSTS tail ($</w:t>
-      </w:r>
-      <w:r>
-        <w:t xml:space="preserve">$82%) rather than the conventional 30–60% range (a support-constrained estimate, not a precise threshold). In this role DAI operates as a</w:t>
+        <w:t xml:space="preserve">conditional scaling resource</w:t>
+      </w:r>
+      <w:r>
+        <w:t xml:space="preserve"> </w:t>
+      </w:r>
+      <w:r>
+        <w:t xml:space="preserve">rather than a uniform productivity premium. Across much of the observed export-intensity distribution the DAI association is weak or statistically indistinct; it becomes more positive only in the high-export tail, where firms face denser cross-border coordination and transaction demands. From a transaction-cost perspective (Coase, 1937; Williamson, 1985), the conditional pattern is consistent with foundational digital interfaces absorbing coordination costs that scale super-linearly with cross-border transaction volume; below the threshold of high export intensity, the marginal benefit of these systems may not exceed installation and routine-use costs, explaining the absence of a uniform premium. Framed as</w:t>
       </w:r>
       <w:r>
         <w:t xml:space="preserve"> </w:t>
@@ -8612,31 +6389,50 @@
           <w:iCs/>
           <w:i/>
         </w:rPr>
+        <w:t xml:space="preserve">fixed-transaction-cost amortization</w:t>
+      </w:r>
+      <w:r>
+        <w:t xml:space="preserve">, the sunk cost of advanced digital interfaces is recovered only at extreme export scale; this is one reason the implied turning point lies in the high-FSTS tail (≈ 82 %, a support-constrained estimate) rather than the conventional 30–60 % range. In this role DAI operates as a</w:t>
+      </w:r>
+      <w:r>
+        <w:t xml:space="preserve"> </w:t>
+      </w:r>
+      <w:r>
+        <w:rPr>
+          <w:iCs/>
+          <w:i/>
+        </w:rPr>
         <w:t xml:space="preserve">scale lubricant</w:t>
       </w:r>
       <w:r>
         <w:t xml:space="preserve"> </w:t>
       </w:r>
       <w:r>
-        <w:t xml:space="preserve">that lowers the marginal coordination cost of each additional unit of cross-border throughput, rather than as a uniform firm-wide premium. The absence of a uniform DAI premium across the full sample is itself theoretically informative: in an environment where Tier 1–2 digital tools are near-universally diffused, these tools cannot generate cross-sectional productivity advantages in domestic operations, which is consistent with the digital saturation paradox outlined in the introduction. Their measurable return surfaces only when the scaling demands of high export intensity justify intensive use of digital interfaces and transaction systems. The scale of Singapore’s innovation ecosystem (25,000 attendees and record 6,800 startup applications from 150 markets at the 2025 Singapore Week of Innovation and Technology (Enterprise Singapore, 2025), and 22,000 delegates from 110 regions at the Asia Tech x Singapore summit co-organised by the Infocomm Media Development Authority (IMDA, 2025)) confirms that Singapore’s advanced digital maturity extends well beyond the Tier 1–2 foundational layer captured by DAI, and that higher-tier digital capabilities (automation, AI deployment, platform orchestration) remain unmeasured in the present design but are embedded in the surrounding innovation ecosystem.</w:t>
+        <w:t xml:space="preserve">lowering the marginal coordination cost of each additional unit of cross-border throughput. The absence of a uniform DAI premium is itself informative: in an environment where Tier 1–2 tools are near-universally diffused, these tools cannot generate cross-sectional productivity advantages in domestic operations, consistent with the digital-saturation paradox outlined in §1.</w:t>
       </w:r>
     </w:p>
     <w:p>
       <w:pPr>
         <w:pStyle w:val="BodyText"/>
       </w:pPr>
+      <w:r>
+        <w:t xml:space="preserve">Read against the substitution / amplification / selection contrast established in §2.3.4, the Singapore evidence is most consistent with the</w:t>
+      </w:r>
+      <w:r>
+        <w:t xml:space="preserve"> </w:t>
+      </w:r>
       <w:r>
         <w:rPr>
           <w:bCs/>
           <w:b/>
         </w:rPr>
-        <w:t xml:space="preserve">Empirical adjudication among the three candidate mechanisms framed in Section 2.3.4.</w:t>
-      </w:r>
-      <w:r>
-        <w:t xml:space="preserve"> </w:t>
-      </w:r>
-      <w:r>
-        <w:t xml:space="preserve">Read against the substitution / amplification / selection contrast established at the hypothesis-development stage, the Singapore evidence is most consistent with the</w:t>
+        <w:t xml:space="preserve">amplification</w:t>
+      </w:r>
+      <w:r>
+        <w:t xml:space="preserve"> </w:t>
+      </w:r>
+      <w:r>
+        <w:t xml:space="preserve">mechanism. The empirical signature distinguishing amplification from substitution is the sign of the</w:t>
       </w:r>
       <w:r>
         <w:t xml:space="preserve"> </w:t>
@@ -8646,13 +6442,31 @@
           <w:iCs/>
           <w:i/>
         </w:rPr>
-        <w:t xml:space="preserve">amplification</w:t>
-      </w:r>
-      <w:r>
-        <w:t xml:space="preserve"> </w:t>
-      </w:r>
-      <w:r>
-        <w:t xml:space="preserve">mechanism. The empirical signature distinguishing amplification from substitution is the sign of the</w:t>
+        <w:t xml:space="preserve">quadratic</w:t>
+      </w:r>
+      <w:r>
+        <w:t xml:space="preserve"> </w:t>
+      </w:r>
+      <w:r>
+        <w:t xml:space="preserve">interaction: the positive coefficient on FSTS² × DAI (β = +3.119, p = .005) implies that DAI’s productivity contribution grows super-linearly with export-intensity scale, which a level-shift substitution mechanism (predicting only a linear FSTS × DAI shift) would not produce. The robustness of this quadratic sign across sample restrictions (R1 thin-website, R3 micro-firm exclusion, R4 SMEs only, R5 exporters-only) and indicator-sensitivity diagnostics is inconsistent with a pure selection story; the §4.5 (ii) Heckman sensitivity diagnostic indicates mild but non-eliminating extensive-margin selection. Read together, the evidence supports amplification as the focal mechanism while retaining selection as a bounded residual concern. The contribution is not to establish a universal digitalization mechanism but to clarify that foundational digital adoption and technological capability are analytically distinct and empirically associated with performance in different ways within this setting. Influential conceptual work has proposed frameworks for platform boundaries and internalization in digital settings (Banalieva &amp; Dhanaraj, 2019; Stallkamp &amp; Schotter, 2021); firm-level empirical evidence on how foundational digital adoption interacts with export intensity within a single digitally advanced economy remains limited, and the present findings provide one such data point.</w:t>
+      </w:r>
+    </w:p>
+    <w:p>
+      <w:pPr>
+        <w:pStyle w:val="BodyText"/>
+      </w:pPr>
+      <w:r>
+        <w:rPr>
+          <w:bCs/>
+          <w:b/>
+        </w:rPr>
+        <w:t xml:space="preserve">Tier-1 vs Tier-1+2 construct boundary and institutional transferability.</w:t>
+      </w:r>
+      <w:r>
+        <w:t xml:space="preserve"> </w:t>
+      </w:r>
+      <w:r>
+        <w:t xml:space="preserve">The amplification reading is structurally tied to the</w:t>
       </w:r>
       <w:r>
         <w:t xml:space="preserve"> </w:t>
@@ -8662,161 +6476,13 @@
           <w:iCs/>
           <w:i/>
         </w:rPr>
-        <w:t xml:space="preserve">quadratic</w:t>
-      </w:r>
-      <w:r>
-        <w:t xml:space="preserve"> </w:t>
-      </w:r>
-      <w:r>
-        <w:t xml:space="preserve">interaction term: the positive coefficient on</w:t>
-      </w:r>
-      <w:r>
-        <w:t xml:space="preserve"> </w:t>
-      </w:r>
-      <m:oMath>
-        <m:sSup>
-          <m:e>
-            <m:r>
-              <m:rPr>
-                <m:nor/>
-                <m:sty m:val="p"/>
-              </m:rPr>
-              <m:t>FSTS</m:t>
-            </m:r>
-          </m:e>
-          <m:sup>
-            <m:r>
-              <m:t>2</m:t>
-            </m:r>
-          </m:sup>
-        </m:sSup>
-        <m:r>
-          <m:rPr>
-            <m:sty m:val="p"/>
-          </m:rPr>
-          <m:t>×</m:t>
-        </m:r>
-        <m:r>
-          <m:rPr>
-            <m:nor/>
-            <m:sty m:val="p"/>
-          </m:rPr>
-          <m:t>DAI</m:t>
-        </m:r>
-      </m:oMath>
-      <w:r>
-        <w:t xml:space="preserve"> </w:t>
-      </w:r>
-      <w:r>
-        <w:t xml:space="preserve">(</w:t>
-      </w:r>
-      <m:oMath>
-        <m:r>
-          <m:t>β</m:t>
-        </m:r>
-      </m:oMath>
-      <w:r>
-        <w:t xml:space="preserve">=+3.119, p=.005) implies that DAI’s productivity contribution grows super-linearly with export-intensity scale, which a level-shift substitution mechanism (predicting only a linear</w:t>
-      </w:r>
-      <w:r>
-        <w:t xml:space="preserve"> </w:t>
-      </w:r>
-      <m:oMath>
-        <m:r>
-          <m:rPr>
-            <m:nor/>
-            <m:sty m:val="p"/>
-          </m:rPr>
-          <m:t>FSTS</m:t>
-        </m:r>
-        <m:r>
-          <m:rPr>
-            <m:sty m:val="p"/>
-          </m:rPr>
-          <m:t>×</m:t>
-        </m:r>
-        <m:r>
-          <m:rPr>
-            <m:nor/>
-            <m:sty m:val="p"/>
-          </m:rPr>
-          <m:t>DAI</m:t>
-        </m:r>
-      </m:oMath>
-      <w:r>
-        <w:t xml:space="preserve"> </w:t>
-      </w:r>
-      <w:r>
-        <w:t xml:space="preserve">shift) would not produce. The robustness of this quadratic interaction across sample restrictions (R1 thin-website, R3 excl micro-firms, R4 SMEs only, R5 exporters-only) and across indicator-sensitivity diagnostics is in turn inconsistent with a pure selection story: under selection, the simultaneous productivity–DAI–FSTS correlation should attenuate substantially when the firms driving the joint selection are removed, but the positive quadratic sign is preserved throughout. The selection confound cannot be fully eliminated without stronger causal identification, for which no instrument satisfying the exclusion restriction is available in the single-wave Singapore design, and the Section 4.5 (ii) Heckman sensitivity diagnostic indicates mild but non-eliminating extensive-margin selection. Read together, the evidence supports amplification as the focal mechanism while retaining selection as a bounded residual concern, in line with the Section 2.3.4 pre-commitment to amplification as the focal theoretical expectation.</w:t>
-      </w:r>
-    </w:p>
-    <w:p>
-      <w:pPr>
-        <w:pStyle w:val="BodyText"/>
-      </w:pPr>
-      <w:r>
-        <w:t xml:space="preserve">The contribution here is thus not to establish a universal digitalization mechanism, but to clarify that foundational digital adoption and technological capability are analytically distinct and empirically associated with performance in different ways within this setting.</w:t>
-      </w:r>
-    </w:p>
-    <w:p>
-      <w:pPr>
-        <w:pStyle w:val="BodyText"/>
-      </w:pPr>
-      <w:r>
-        <w:t xml:space="preserve">Influential conceptual work on digital internationalization has proposed frameworks for platform boundaries and internalization in digital settings (Banalieva &amp; Dhanaraj, 2019; Stallkamp &amp; Schotter, 2021), but firm-level empirical evidence on how foundational digital adoption interacts with export intensity within a single digitally advanced economy remains limited. The present findings provide one such data point.</w:t>
-      </w:r>
-    </w:p>
-    <w:p>
-      <w:pPr>
-        <w:pStyle w:val="BodyText"/>
-      </w:pPr>
-      <w:r>
-        <w:rPr>
-          <w:bCs/>
-          <w:b/>
-        </w:rPr>
-        <w:t xml:space="preserve">Tier-1 vs Tier-1+2 construct boundary and the institutional-context conditions for digital complementarity.</w:t>
-      </w:r>
-      <w:r>
-        <w:t xml:space="preserve"> </w:t>
-      </w:r>
-      <w:r>
-        <w:t xml:space="preserve">The amplification reading developed above is structurally tied to the</w:t>
-      </w:r>
-      <w:r>
-        <w:t xml:space="preserve"> </w:t>
-      </w:r>
-      <w:r>
-        <w:rPr>
-          <w:iCs/>
-          <w:i/>
-        </w:rPr>
         <w:t xml:space="preserve">Tier-1+2</w:t>
       </w:r>
       <w:r>
         <w:t xml:space="preserve"> </w:t>
       </w:r>
       <w:r>
-        <w:t xml:space="preserve">composition of the DAI construct used here. This paper’s DAI combines website presence (Tier-1, c22b) with two-way electronic-payment intensity (Tier-2, k33 customer side and k38 supplier side) into a single composite, and the empirical signal is concentrated in the Tier-2 transaction-enabling layer. The Section 4.5 R1 specification makes this clear: when DAI is reduced to the website-only Tier-1 binary, the quadratic interaction weakens substantially (</w:t>
-      </w:r>
-      <m:oMath>
-        <m:r>
-          <m:t>β</m:t>
-        </m:r>
-      </m:oMath>
-      <w:r>
-        <w:t xml:space="preserve"> </w:t>
-      </w:r>
-      <w:r>
-        <w:t xml:space="preserve">drops from +3.119 to +1.552, joint F retained marginal at 4.01, p =.019), and the item-swap falsification test indicates that the moderation weakens substantially when c22b is moved from DAI to TCI. This construct-composition dependence has a broader implication for how digital-adoption evidence should be read across institutional contexts at different positions on the regulatory and infrastructural spectrum: in advanced-economy settings where Tier-2 transaction-enabling infrastructure (electronic-payment rails, two-way digital interfaces with customers and suppliers) is widely diffused alongside Tier-1 digital presence, a Tier-1+2 composite is the construct that retains discriminatory power across the export-intensity range, and the amplification mechanism becomes empirically detectable as the upward rotation of the I–P curve documented in this paper. In emerging-economy settings where Tier-1 digital presence has diffused widely but Tier-2 transaction-enabling infrastructure remains limited or institutionally bounded, a Tier-1-only construct is expected to lose discriminatory power as the population-diffusion ceiling is approached, and any contingent association with export intensity is then most plausibly read as construct-tier obsolescence rather than as evidence on dynamic digital capability. The amplification mechanism documented in Singapore therefore should not be over-extrapolated to settings where the underlying Tier-2 infrastructure has not yet matured to a level that allows the transaction-enabling layer to absorb the coordination-cost saturation of high-intensity exporting; conversely, the Singapore evidence sharpens the theoretical claim that the conditional-scaling mechanism becomes empirically legible precisely when domestic saturation removes the uniform-premium effect and the Tier-2 transaction-enabling layer is institutionally available. This construct-boundary framing positions the Singapore findings as a within-context boundary case at the advanced-economy ceiling of the institutional and digital-infrastructure spectrum, rather than as a claim about a broadly applicable digital-complementarity logic.</w:t>
-      </w:r>
-    </w:p>
-    <w:p>
-      <w:pPr>
-        <w:pStyle w:val="BodyText"/>
-      </w:pPr>
-      <w:r>
-        <w:t xml:space="preserve">The institutional transferability of the amplification finding rests on a construct-tier distinction with direct policy implications. In Singapore, the DAI composite captures Tier-1+2 digital capability: website presence (c22b) combined with electronic payment integration (k33/k38) embedded in the public digital infrastructure, enabling firms to execute frictionless cross-border transactions. In contrast, in transitional economies where Tier-2 payment infrastructure remains institutionally bounded (settings where cross-border electronic-payment rails reached systemic scale only in the late 2010s, as documented across lower-middle-income Asia in World Bank digital infrastructure assessments (World Bank, 2023)), the WBES website indicator captures Tier-1 presence only, and the amplification mechanism loses empirical legibility because the payment-integration channel is absent. The implication for cross-setting interpretation is that the empirical legibility of the conditional complementarity pattern may depend on whether the surrounding institutional context provides Tier-2 payment infrastructure coverage. Whether this is in fact a transferable Tier-1+2 threshold effect, and where the operational threshold lies, cannot be established from a single-country cross-section; the Singapore finding identifies a candidate boundary case to be tested in cross-economy comparative designs, not a settled leading-indicator claim.</w:t>
+        <w:t xml:space="preserve">composition of the DAI construct. DAI here combines website presence (Tier-1, c22b) with two-way electronic-payment intensity (Tier-2, k33 + k38); the empirical signal is concentrated in the Tier-2 layer. The §4.5 R1 specification makes this explicit: reducing DAI to the website-only Tier-1 binary weakens the quadratic interaction substantially (β drops from +3.119 to +1.552; joint F retained marginal at 4.01, p = .019), and the item-swap falsification test indicates that the moderation weakens when c22b is moved from DAI to TCI. In advanced-economy settings where Tier-2 transaction-enabling infrastructure (electronic-payment rails, two-way digital interfaces) is widely diffused alongside Tier-1 presence, the Tier-1+2 composite retains discriminatory power across the export-intensity range and the amplification mechanism becomes empirically detectable. In transitional economies where Tier-1 has diffused widely but Tier-2 infrastructure remains institutionally bounded (settings where cross-border electronic-payment rails reached systemic scale only in the late 2010s; World Bank, 2023), the Tier-1-only construct is expected to lose discriminatory power as the population-diffusion ceiling is approached; any contingent association with export intensity is then most plausibly read as construct-tier obsolescence. The Singapore amplification should not be over-extrapolated to settings where Tier-2 infrastructure has not yet matured; conversely, the finding sharpens the theoretical claim that the conditional-scaling mechanism becomes empirically legible precisely when domestic saturation removes the uniform-premium effect and Tier-2 infrastructure is institutionally available. Whether this is a transferable Tier-1+2 threshold effect, and where the operational threshold lies, cannot be established from a single-country cross-section; the Singapore finding identifies a candidate boundary case to be tested in cross-economy comparative designs.</w:t>
       </w:r>
     </w:p>
     <w:bookmarkEnd w:id="37"/>

--- a/p4/submission/jabes_package/01_manuscript_blinded.docx
+++ b/p4/submission/jabes_package/01_manuscript_blinded.docx
@@ -252,7 +252,7 @@
         <w:t xml:space="preserve">construct bundling</w:t>
       </w:r>
       <w:r>
-        <w:t xml:space="preserve">: prior research has often folded digitalization-related firm attributes into broad umbrella constructs that blur firm-internal technological capability from more basic forms of digital adoption — the two domains imply different mechanisms of advantage. Second,</w:t>
+        <w:t xml:space="preserve">: prior research has often folded digitalization-related firm attributes into broad umbrella constructs that blur firm-internal technological capability from more basic forms of digital adoption, the two domains imply different mechanisms of advantage. Second,</w:t>
       </w:r>
       <w:r>
         <w:t xml:space="preserve"> </w:t>
@@ -318,7 +318,7 @@
         <w:t xml:space="preserve"> </w:t>
       </w:r>
       <w:r>
-        <w:t xml:space="preserve">rather than a uniform productivity premium in a digitally advanced economy: Tier 1–2 productivity association is weak across most of the export-intensity distribution and becomes positive only in the high-export tail where cross-border coordination demands are densest. The evidence (H3: positive quadratic DAI × FSTS² interaction, β = +3.119, p = .005) is the most distinctive finding and the one least anticipated by prior literature. The</w:t>
+        <w:t xml:space="preserve">rather than a uniform productivity premium in a digitally advanced economy: Tier 1–2 productivity association is weak across most of the export-intensity distribution and becomes positive only in the high-export tail where cross-border coordination demands are densest. The evidence (H3: positive quadratic DAI × FSTS² interaction, β = +3.119, p =.005) is the most distinctive finding and the one least anticipated by prior literature. The</w:t>
       </w:r>
       <w:r>
         <w:t xml:space="preserve"> </w:t>
@@ -1924,7 +1924,7 @@
         <w:t xml:space="preserve"> </w:t>
       </w:r>
       <w:r>
-        <w:t xml:space="preserve">+ β₁ FSTSc + β₂ FSTSc²; TP* = -β₁/(2β₂) + mean(FSTS); LM p = .303</w:t>
+        <w:t xml:space="preserve">+ β₁ FSTSc + β₂ FSTSc²; TP* = -β₁/(2β₂) + mean(FSTS); LM p =.303</w:t>
       </w:r>
       <w:r>
         <w:t xml:space="preserve"> </w:t>
@@ -2020,7 +2020,7 @@
         <w:t xml:space="preserve"> </w:t>
       </w:r>
       <w:r>
-        <w:t xml:space="preserve">+ β₅(FSTSc × DAI_z) + β₆(FSTSc² × DAI_z); H3 requires β₆ &gt; 0 at p &lt; .01; confirmed at β₆ = +3.119, p = .005</w:t>
+        <w:t xml:space="preserve">+ β₅(FSTSc × DAI_z) + β₆(FSTSc² × DAI_z); H3 requires β₆ &gt; 0 at p &lt;.01; confirmed at β₆ = +3.119, p =.005</w:t>
       </w:r>
     </w:p>
     <w:p>
@@ -2116,7 +2116,7 @@
         <w:t xml:space="preserve"> </w:t>
       </w:r>
       <w:r>
-        <w:t xml:space="preserve">The exporters-only subsample (N = 84) is the natural setting in which to read the intensity-margin coordination-cost mechanism but is substantially underpowered for the small effect-size moderation block (f² ≈ 0.018). At α = .05, achieving 80 % power requires N ≳ 430; power at N = 84 is ≈ 16 %. The intensity-margin DAI mechanism cannot be confirmed in the exporter-only subsample, the analysis is underpowered to detect interaction effects of β &lt; 1.5 SD. Null DAI moderation results in the exporters-only specification therefore should not be interpreted as evidence against the conditional-scaling mechanism. Conversely, the positive R5 exporters-only joint F-test (F = 6.32, p = .003, β = +2.821) is corroborating evidence consistent with the full-sample amplification mechanism rather than a stand-alone identifying test; at 16 % power, statistically significant findings are at elevated risk of Type M magnitude inflation (Gelman &amp; Carlin, 2014). Power requirements for interaction testing follow Leon (2004).</w:t>
+        <w:t xml:space="preserve">The exporters-only subsample (N = 84) is the natural setting in which to read the intensity-margin coordination-cost mechanism but is substantially underpowered for the small effect-size moderation block (f² ≈ 0.018). At α =.05, achieving 80 % power requires N ≳ 430; power at N = 84 is ≈ 16 %. The intensity-margin DAI mechanism cannot be confirmed in the exporter-only subsample, the analysis is underpowered to detect interaction effects of β &lt; 1.5 SD. Null DAI moderation results in the exporters-only specification therefore should not be interpreted as evidence against the conditional-scaling mechanism. Conversely, the positive R5 exporters-only joint F-test (F = 6.32, p =.003, β = +2.821) is corroborating evidence consistent with the full-sample amplification mechanism rather than a stand-alone identifying test; at 16 % power, statistically significant findings are at elevated risk of Type M magnitude inflation (Gelman &amp; Carlin, 2014). Power requirements for interaction testing follow Leon (2004).</w:t>
       </w:r>
     </w:p>
     <w:p>
@@ -2134,7 +2134,7 @@
         <w:t xml:space="preserve"> </w:t>
       </w:r>
       <w:r>
-        <w:t xml:space="preserve">The LM (2010) test does not formally reject monotonicity (p = .303), but the appropriate reading is not</w:t>
+        <w:t xml:space="preserve">The LM (2010) test does not formally reject monotonicity (p =.303), but the appropriate reading is not</w:t>
       </w:r>
       <w:r>
         <w:t xml:space="preserve"> </w:t>
@@ -2162,7 +2162,7 @@
         <w:t xml:space="preserve">theoretically informative absence-of-decline</w:t>
       </w:r>
       <w:r>
-        <w:t xml:space="preserve">: if foundational Tier-2 infrastructure is mature enough to absorb the coordination-cost saturation that produces the conventional right-side decline, the appropriate empirical signature is precisely the non-rejection of monotonicity in the upper tail. LM p = .303 is therefore a positive theoretical signal under the saturation framework, not a methodological failure.</w:t>
+        <w:t xml:space="preserve">: if foundational Tier-2 infrastructure is mature enough to absorb the coordination-cost saturation that produces the conventional right-side decline, the appropriate empirical signature is precisely the non-rejection of monotonicity in the upper tail. LM p =.303 is therefore a positive theoretical signal under the saturation framework, not a methodological failure.</w:t>
       </w:r>
     </w:p>
     <w:p>
@@ -2180,7 +2180,7 @@
         <w:t xml:space="preserve"> </w:t>
       </w:r>
       <w:r>
-        <w:t xml:space="preserve">A reduced-form first-stage probit of export participation on age, log size, sector FE, and WBES sampling stratum yields an inverse Mills ratio coefficient of β = 0.264 (SE = 0.138, t = 1.92, p = .055), just above the .05 threshold, indicating mild selection at the extensive margin. The key DAI × FSTS² interaction (H3 amplification) and the TCI coefficient are not materially altered (|Δ| &lt; 0.02 in each case), confirming H3 is robust to the selection adjustment. Consistent with Wolfolds and Siegel (2019), OLS is reported as primary with the caveat that selection on unobservables cannot be fully excluded from a single-wave cross-section.</w:t>
+        <w:t xml:space="preserve">A reduced-form first-stage probit of export participation on age, log size, sector FE, and WBES sampling stratum yields an inverse Mills ratio coefficient of β = 0.264 (SE = 0.138, t = 1.92, p =.055), just above the.05 threshold, indicating mild selection at the extensive margin. The key DAI × FSTS² interaction (H3 amplification) and the TCI coefficient are not materially altered (|Δ| &lt; 0.02 in each case), confirming H3 is robust to the selection adjustment. Consistent with Wolfolds and Siegel (2019), OLS is reported as primary with the caveat that selection on unobservables cannot be fully excluded from a single-wave cross-section.</w:t>
       </w:r>
     </w:p>
     <w:bookmarkEnd w:id="27"/>
@@ -6448,7 +6448,7 @@
         <w:t xml:space="preserve"> </w:t>
       </w:r>
       <w:r>
-        <w:t xml:space="preserve">interaction: the positive coefficient on FSTS² × DAI (β = +3.119, p = .005) implies that DAI’s productivity contribution grows super-linearly with export-intensity scale, which a level-shift substitution mechanism (predicting only a linear FSTS × DAI shift) would not produce. The robustness of this quadratic sign across sample restrictions (R1 thin-website, R3 micro-firm exclusion, R4 SMEs only, R5 exporters-only) and indicator-sensitivity diagnostics is inconsistent with a pure selection story; the §4.5 (ii) Heckman sensitivity diagnostic indicates mild but non-eliminating extensive-margin selection. Read together, the evidence supports amplification as the focal mechanism while retaining selection as a bounded residual concern. The contribution is not to establish a universal digitalization mechanism but to clarify that foundational digital adoption and technological capability are analytically distinct and empirically associated with performance in different ways within this setting. Influential conceptual work has proposed frameworks for platform boundaries and internalization in digital settings (Banalieva &amp; Dhanaraj, 2019; Stallkamp &amp; Schotter, 2021); firm-level empirical evidence on how foundational digital adoption interacts with export intensity within a single digitally advanced economy remains limited, and the present findings provide one such data point.</w:t>
+        <w:t xml:space="preserve">interaction: the positive coefficient on FSTS² × DAI (β = +3.119, p =.005) implies that DAI’s productivity contribution grows super-linearly with export-intensity scale, which a level-shift substitution mechanism (predicting only a linear FSTS × DAI shift) would not produce. The robustness of this quadratic sign across sample restrictions (R1 thin-website, R3 micro-firm exclusion, R4 SMEs only, R5 exporters-only) and indicator-sensitivity diagnostics is inconsistent with a pure selection story; the §4.5 (ii) Heckman sensitivity diagnostic indicates mild but non-eliminating extensive-margin selection. Read together, the evidence supports amplification as the focal mechanism while retaining selection as a bounded residual concern. The contribution is not to establish a universal digitalization mechanism but to clarify that foundational digital adoption and technological capability are analytically distinct and empirically associated with performance in different ways within this setting. Influential conceptual work has proposed frameworks for platform boundaries and internalization in digital settings (Banalieva &amp; Dhanaraj, 2019; Stallkamp &amp; Schotter, 2021); firm-level empirical evidence on how foundational digital adoption interacts with export intensity within a single digitally advanced economy remains limited, and the present findings provide one such data point.</w:t>
       </w:r>
     </w:p>
     <w:p>
@@ -6482,7 +6482,7 @@
         <w:t xml:space="preserve"> </w:t>
       </w:r>
       <w:r>
-        <w:t xml:space="preserve">composition of the DAI construct. DAI here combines website presence (Tier-1, c22b) with two-way electronic-payment intensity (Tier-2, k33 + k38); the empirical signal is concentrated in the Tier-2 layer. The §4.5 R1 specification makes this explicit: reducing DAI to the website-only Tier-1 binary weakens the quadratic interaction substantially (β drops from +3.119 to +1.552; joint F retained marginal at 4.01, p = .019), and the item-swap falsification test indicates that the moderation weakens when c22b is moved from DAI to TCI. In advanced-economy settings where Tier-2 transaction-enabling infrastructure (electronic-payment rails, two-way digital interfaces) is widely diffused alongside Tier-1 presence, the Tier-1+2 composite retains discriminatory power across the export-intensity range and the amplification mechanism becomes empirically detectable. In transitional economies where Tier-1 has diffused widely but Tier-2 infrastructure remains institutionally bounded (settings where cross-border electronic-payment rails reached systemic scale only in the late 2010s; World Bank, 2023), the Tier-1-only construct is expected to lose discriminatory power as the population-diffusion ceiling is approached; any contingent association with export intensity is then most plausibly read as construct-tier obsolescence. The Singapore amplification should not be over-extrapolated to settings where Tier-2 infrastructure has not yet matured; conversely, the finding sharpens the theoretical claim that the conditional-scaling mechanism becomes empirically legible precisely when domestic saturation removes the uniform-premium effect and Tier-2 infrastructure is institutionally available. Whether this is a transferable Tier-1+2 threshold effect, and where the operational threshold lies, cannot be established from a single-country cross-section; the Singapore finding identifies a candidate boundary case to be tested in cross-economy comparative designs.</w:t>
+        <w:t xml:space="preserve">composition of the DAI construct. DAI here combines website presence (Tier-1, c22b) with two-way electronic-payment intensity (Tier-2, k33 + k38); the empirical signal is concentrated in the Tier-2 layer. The §4.5 R1 specification makes this explicit: reducing DAI to the website-only Tier-1 binary weakens the quadratic interaction substantially (β drops from +3.119 to +1.552; joint F retained marginal at 4.01, p =.019), and the item-swap falsification test indicates that the moderation weakens when c22b is moved from DAI to TCI. In advanced-economy settings where Tier-2 transaction-enabling infrastructure (electronic-payment rails, two-way digital interfaces) is widely diffused alongside Tier-1 presence, the Tier-1+2 composite retains discriminatory power across the export-intensity range and the amplification mechanism becomes empirically detectable. In transitional economies where Tier-1 has diffused widely but Tier-2 infrastructure remains institutionally bounded (settings where cross-border electronic-payment rails reached systemic scale only in the late 2010s; World Bank, 2023), the Tier-1-only construct is expected to lose discriminatory power as the population-diffusion ceiling is approached; any contingent association with export intensity is then most plausibly read as construct-tier obsolescence. The Singapore amplification should not be over-extrapolated to settings where Tier-2 infrastructure has not yet matured; conversely, the finding sharpens the theoretical claim that the conditional-scaling mechanism becomes empirically legible precisely when domestic saturation removes the uniform-premium effect and Tier-2 infrastructure is institutionally available. Whether this is a transferable Tier-1+2 threshold effect, and where the operational threshold lies, cannot be established from a single-country cross-section; the Singapore finding identifies a candidate boundary case to be tested in cross-economy comparative designs.</w:t>
       </w:r>
     </w:p>
     <w:bookmarkEnd w:id="37"/>
